--- a/lessons/5-1/downloads/reveal/teacher/5.1-homework-packet-level-1.docx
+++ b/lessons/5-1/downloads/reveal/teacher/5.1-homework-packet-level-1.docx
@@ -78,14 +78,15 @@
           <w:caps/>
           <w:color w:val="003A70"/>
           <w:spacing w:val="12"/>
-          <w:sz w:val="21"/>
+          <w:sz w:val="22"/>
           <w:szCs w:val="21"/>
         </w:rPr>
-        <w:t xml:space="preserve">Lesson 5-1  ·  Homework Packet  ·  Level 1  ·  Sheet 1 of 2</w:t>
+        <w:t xml:space="preserve">Lesson 5-1  ·  Homework Packet  ·  Supported  ·  Session 1 · pages 1–2</w:t>
       </w:r>
     </w:p>
     <w:p>
       <w:pPr>
+        <w:pStyle w:val="Heading1"/>
         <w:keepNext/>
         <w:spacing w:before="0" w:after="10" w:line="240" w:lineRule="auto"/>
       </w:pPr>
@@ -111,7 +112,7 @@
         <w:rPr>
           <w:rFonts w:ascii="Avenir Next" w:hAnsi="Avenir Next" w:cs="Avenir Next" w:eastAsia="Avenir Next"/>
           <w:color w:val="5A5F66"/>
-          <w:sz w:val="17"/>
+          <w:sz w:val="22"/>
           <w:szCs w:val="17"/>
         </w:rPr>
         <w:t xml:space="preserve">Maryland Standard 6.G.A.1   ·   Learning target — I can find the area of a parallelogram by multiplying the base by the perpendicular height.</w:t>
@@ -158,6 +159,7 @@
           </w:tcPr>
           <w:p>
             <w:pPr>
+              <w:pStyle w:val="Heading2"/>
               <w:spacing w:before="0" w:after="40" w:line="264" w:lineRule="auto"/>
             </w:pPr>
             <w:r>
@@ -185,25 +187,25 @@
                 <w:rFonts w:ascii="Avenir Next" w:hAnsi="Avenir Next" w:cs="Avenir Next" w:eastAsia="Avenir Next"/>
                 <w:b/>
                 <w:color w:val="003A70"/>
+                <w:sz w:val="22"/>
+                <w:szCs w:val="18"/>
+              </w:rPr>
+              <w:t xml:space="preserve">•</w:t>
+            </w:r>
+            <w:r>
+              <w:rPr>
+                <w:rFonts w:ascii="Avenir Next" w:hAnsi="Avenir Next" w:cs="Avenir Next" w:eastAsia="Avenir Next"/>
+                <w:color w:val="1A1A1A"/>
                 <w:sz w:val="18"/>
                 <w:szCs w:val="18"/>
               </w:rPr>
-              <w:t xml:space="preserve">•</w:t>
-            </w:r>
-            <w:r>
-              <w:rPr>
-                <w:rFonts w:ascii="Avenir Next" w:hAnsi="Avenir Next" w:cs="Avenir Next" w:eastAsia="Avenir Next"/>
-                <w:color w:val="1A1A1A"/>
-                <w:sz w:val="18"/>
-                <w:szCs w:val="18"/>
-              </w:rPr>
               <w:tab/>
             </w:r>
             <w:r>
               <w:rPr>
                 <w:rFonts w:ascii="Avenir Next" w:hAnsi="Avenir Next" w:cs="Avenir Next" w:eastAsia="Avenir Next"/>
                 <w:color w:val="1A1A1A"/>
-                <w:sz w:val="18"/>
+                <w:sz w:val="22"/>
                 <w:szCs w:val="18"/>
               </w:rPr>
               <w:t xml:space="preserve">Cut a triangle off a parallelogram and slide it over to make a rectangle: </w:t>
@@ -213,7 +215,7 @@
                 <w:rFonts w:ascii="Avenir Next" w:hAnsi="Avenir Next" w:cs="Avenir Next" w:eastAsia="Avenir Next"/>
                 <w:b/>
                 <w:color w:val="1A1A1A"/>
-                <w:sz w:val="18"/>
+                <w:sz w:val="22"/>
                 <w:szCs w:val="18"/>
               </w:rPr>
               <w:t xml:space="preserve">A = b × h</w:t>
@@ -222,7 +224,7 @@
               <w:rPr>
                 <w:rFonts w:ascii="Avenir Next" w:hAnsi="Avenir Next" w:cs="Avenir Next" w:eastAsia="Avenir Next"/>
                 <w:color w:val="1A1A1A"/>
-                <w:sz w:val="18"/>
+                <w:sz w:val="22"/>
                 <w:szCs w:val="18"/>
               </w:rPr>
               <w:t xml:space="preserve">.</w:t>
@@ -241,25 +243,25 @@
                 <w:rFonts w:ascii="Avenir Next" w:hAnsi="Avenir Next" w:cs="Avenir Next" w:eastAsia="Avenir Next"/>
                 <w:b/>
                 <w:color w:val="003A70"/>
+                <w:sz w:val="22"/>
+                <w:szCs w:val="18"/>
+              </w:rPr>
+              <w:t xml:space="preserve">•</w:t>
+            </w:r>
+            <w:r>
+              <w:rPr>
+                <w:rFonts w:ascii="Avenir Next" w:hAnsi="Avenir Next" w:cs="Avenir Next" w:eastAsia="Avenir Next"/>
+                <w:color w:val="1A1A1A"/>
                 <w:sz w:val="18"/>
                 <w:szCs w:val="18"/>
               </w:rPr>
-              <w:t xml:space="preserve">•</w:t>
-            </w:r>
-            <w:r>
-              <w:rPr>
-                <w:rFonts w:ascii="Avenir Next" w:hAnsi="Avenir Next" w:cs="Avenir Next" w:eastAsia="Avenir Next"/>
-                <w:color w:val="1A1A1A"/>
-                <w:sz w:val="18"/>
-                <w:szCs w:val="18"/>
-              </w:rPr>
               <w:tab/>
             </w:r>
             <w:r>
               <w:rPr>
                 <w:rFonts w:ascii="Avenir Next" w:hAnsi="Avenir Next" w:cs="Avenir Next" w:eastAsia="Avenir Next"/>
                 <w:color w:val="1A1A1A"/>
-                <w:sz w:val="18"/>
+                <w:sz w:val="22"/>
                 <w:szCs w:val="18"/>
               </w:rPr>
               <w:t xml:space="preserve">The height </w:t>
@@ -269,7 +271,7 @@
                 <w:rFonts w:ascii="Avenir Next" w:hAnsi="Avenir Next" w:cs="Avenir Next" w:eastAsia="Avenir Next"/>
                 <w:i/>
                 <w:color w:val="1A1A1A"/>
-                <w:sz w:val="18"/>
+                <w:sz w:val="22"/>
                 <w:szCs w:val="18"/>
               </w:rPr>
               <w:t xml:space="preserve">h</w:t>
@@ -278,7 +280,7 @@
               <w:rPr>
                 <w:rFonts w:ascii="Avenir Next" w:hAnsi="Avenir Next" w:cs="Avenir Next" w:eastAsia="Avenir Next"/>
                 <w:color w:val="1A1A1A"/>
-                <w:sz w:val="18"/>
+                <w:sz w:val="22"/>
                 <w:szCs w:val="18"/>
               </w:rPr>
               <w:t xml:space="preserve"> is </w:t>
@@ -288,7 +290,7 @@
                 <w:rFonts w:ascii="Avenir Next" w:hAnsi="Avenir Next" w:cs="Avenir Next" w:eastAsia="Avenir Next"/>
                 <w:b/>
                 <w:color w:val="1A1A1A"/>
-                <w:sz w:val="18"/>
+                <w:sz w:val="22"/>
                 <w:szCs w:val="18"/>
               </w:rPr>
               <w:t xml:space="preserve">perpendicular</w:t>
@@ -297,7 +299,7 @@
               <w:rPr>
                 <w:rFonts w:ascii="Avenir Next" w:hAnsi="Avenir Next" w:cs="Avenir Next" w:eastAsia="Avenir Next"/>
                 <w:color w:val="1A1A1A"/>
-                <w:sz w:val="18"/>
+                <w:sz w:val="22"/>
                 <w:szCs w:val="18"/>
               </w:rPr>
               <w:t xml:space="preserve"> to the base. Do not use the slanted side.</w:t>
@@ -316,25 +318,25 @@
                 <w:rFonts w:ascii="Avenir Next" w:hAnsi="Avenir Next" w:cs="Avenir Next" w:eastAsia="Avenir Next"/>
                 <w:b/>
                 <w:color w:val="003A70"/>
+                <w:sz w:val="22"/>
+                <w:szCs w:val="18"/>
+              </w:rPr>
+              <w:t xml:space="preserve">•</w:t>
+            </w:r>
+            <w:r>
+              <w:rPr>
+                <w:rFonts w:ascii="Avenir Next" w:hAnsi="Avenir Next" w:cs="Avenir Next" w:eastAsia="Avenir Next"/>
+                <w:color w:val="1A1A1A"/>
                 <w:sz w:val="18"/>
                 <w:szCs w:val="18"/>
               </w:rPr>
-              <w:t xml:space="preserve">•</w:t>
-            </w:r>
-            <w:r>
-              <w:rPr>
-                <w:rFonts w:ascii="Avenir Next" w:hAnsi="Avenir Next" w:cs="Avenir Next" w:eastAsia="Avenir Next"/>
-                <w:color w:val="1A1A1A"/>
-                <w:sz w:val="18"/>
-                <w:szCs w:val="18"/>
-              </w:rPr>
               <w:tab/>
             </w:r>
             <w:r>
               <w:rPr>
                 <w:rFonts w:ascii="Avenir Next" w:hAnsi="Avenir Next" w:cs="Avenir Next" w:eastAsia="Avenir Next"/>
                 <w:color w:val="1A1A1A"/>
-                <w:sz w:val="18"/>
+                <w:sz w:val="22"/>
                 <w:szCs w:val="18"/>
               </w:rPr>
               <w:t xml:space="preserve">Area is in </w:t>
@@ -344,7 +346,7 @@
                 <w:rFonts w:ascii="Avenir Next" w:hAnsi="Avenir Next" w:cs="Avenir Next" w:eastAsia="Avenir Next"/>
                 <w:b/>
                 <w:color w:val="1A1A1A"/>
-                <w:sz w:val="18"/>
+                <w:sz w:val="22"/>
                 <w:szCs w:val="18"/>
               </w:rPr>
               <w:t xml:space="preserve">square units</w:t>
@@ -353,7 +355,7 @@
               <w:rPr>
                 <w:rFonts w:ascii="Avenir Next" w:hAnsi="Avenir Next" w:cs="Avenir Next" w:eastAsia="Avenir Next"/>
                 <w:color w:val="1A1A1A"/>
-                <w:sz w:val="18"/>
+                <w:sz w:val="22"/>
                 <w:szCs w:val="18"/>
               </w:rPr>
               <w:t xml:space="preserve"> (cm², in², ft²).</w:t>
@@ -368,6 +370,7 @@
           </w:tcPr>
           <w:p>
             <w:pPr>
+              <w:pStyle w:val="Heading2"/>
               <w:spacing w:before="0" w:after="40" w:line="264" w:lineRule="auto"/>
             </w:pPr>
             <w:r>
@@ -390,7 +393,7 @@
               <w:rPr>
                 <w:rFonts w:ascii="Avenir Next" w:hAnsi="Avenir Next" w:cs="Avenir Next" w:eastAsia="Avenir Next"/>
                 <w:color w:val="1A1A1A"/>
-                <w:sz w:val="17"/>
+                <w:sz w:val="22"/>
                 <w:szCs w:val="17"/>
               </w:rPr>
               <w:t xml:space="preserve">Find the area: base 15 in, slanted side 8 in, height 6 in.</w:t>
@@ -409,25 +412,25 @@
                 <w:rFonts w:ascii="Avenir Next" w:hAnsi="Avenir Next" w:cs="Avenir Next" w:eastAsia="Avenir Next"/>
                 <w:b/>
                 <w:color w:val="003A70"/>
+                <w:sz w:val="22"/>
+                <w:szCs w:val="17"/>
+              </w:rPr>
+              <w:t xml:space="preserve">Step 1</w:t>
+            </w:r>
+            <w:r>
+              <w:rPr>
+                <w:rFonts w:ascii="Avenir Next" w:hAnsi="Avenir Next" w:cs="Avenir Next" w:eastAsia="Avenir Next"/>
+                <w:color w:val="1A1A1A"/>
                 <w:sz w:val="17"/>
                 <w:szCs w:val="17"/>
               </w:rPr>
-              <w:t xml:space="preserve">Step 1</w:t>
-            </w:r>
-            <w:r>
-              <w:rPr>
-                <w:rFonts w:ascii="Avenir Next" w:hAnsi="Avenir Next" w:cs="Avenir Next" w:eastAsia="Avenir Next"/>
-                <w:color w:val="1A1A1A"/>
-                <w:sz w:val="17"/>
-                <w:szCs w:val="17"/>
-              </w:rPr>
               <w:tab/>
             </w:r>
             <w:r>
               <w:rPr>
                 <w:rFonts w:ascii="Avenir Next" w:hAnsi="Avenir Next" w:cs="Avenir Next" w:eastAsia="Avenir Next"/>
                 <w:color w:val="1A1A1A"/>
-                <w:sz w:val="17"/>
+                <w:sz w:val="22"/>
                 <w:szCs w:val="17"/>
               </w:rPr>
               <w:t xml:space="preserve">Use the perpendicular height: h = 6 (skip the 8 in side)</w:t>
@@ -446,25 +449,25 @@
                 <w:rFonts w:ascii="Avenir Next" w:hAnsi="Avenir Next" w:cs="Avenir Next" w:eastAsia="Avenir Next"/>
                 <w:b/>
                 <w:color w:val="003A70"/>
+                <w:sz w:val="22"/>
+                <w:szCs w:val="17"/>
+              </w:rPr>
+              <w:t xml:space="preserve">Step 2</w:t>
+            </w:r>
+            <w:r>
+              <w:rPr>
+                <w:rFonts w:ascii="Avenir Next" w:hAnsi="Avenir Next" w:cs="Avenir Next" w:eastAsia="Avenir Next"/>
+                <w:color w:val="1A1A1A"/>
                 <w:sz w:val="17"/>
                 <w:szCs w:val="17"/>
               </w:rPr>
-              <w:t xml:space="preserve">Step 2</w:t>
-            </w:r>
-            <w:r>
-              <w:rPr>
-                <w:rFonts w:ascii="Avenir Next" w:hAnsi="Avenir Next" w:cs="Avenir Next" w:eastAsia="Avenir Next"/>
-                <w:color w:val="1A1A1A"/>
-                <w:sz w:val="17"/>
-                <w:szCs w:val="17"/>
-              </w:rPr>
               <w:tab/>
             </w:r>
             <w:r>
               <w:rPr>
                 <w:rFonts w:ascii="Avenir Next" w:hAnsi="Avenir Next" w:cs="Avenir Next" w:eastAsia="Avenir Next"/>
                 <w:color w:val="1A1A1A"/>
-                <w:sz w:val="17"/>
+                <w:sz w:val="22"/>
                 <w:szCs w:val="17"/>
               </w:rPr>
               <w:t xml:space="preserve">A = b × h = 15 × 6</w:t>
@@ -483,25 +486,25 @@
                 <w:rFonts w:ascii="Avenir Next" w:hAnsi="Avenir Next" w:cs="Avenir Next" w:eastAsia="Avenir Next"/>
                 <w:b/>
                 <w:color w:val="003A70"/>
+                <w:sz w:val="22"/>
+                <w:szCs w:val="17"/>
+              </w:rPr>
+              <w:t xml:space="preserve">Step 3</w:t>
+            </w:r>
+            <w:r>
+              <w:rPr>
+                <w:rFonts w:ascii="Avenir Next" w:hAnsi="Avenir Next" w:cs="Avenir Next" w:eastAsia="Avenir Next"/>
+                <w:color w:val="1A1A1A"/>
                 <w:sz w:val="17"/>
                 <w:szCs w:val="17"/>
               </w:rPr>
-              <w:t xml:space="preserve">Step 3</w:t>
-            </w:r>
-            <w:r>
-              <w:rPr>
-                <w:rFonts w:ascii="Avenir Next" w:hAnsi="Avenir Next" w:cs="Avenir Next" w:eastAsia="Avenir Next"/>
-                <w:color w:val="1A1A1A"/>
-                <w:sz w:val="17"/>
-                <w:szCs w:val="17"/>
-              </w:rPr>
               <w:tab/>
             </w:r>
             <w:r>
               <w:rPr>
                 <w:rFonts w:ascii="Avenir Next" w:hAnsi="Avenir Next" w:cs="Avenir Next" w:eastAsia="Avenir Next"/>
                 <w:color w:val="1A1A1A"/>
-                <w:sz w:val="17"/>
+                <w:sz w:val="22"/>
                 <w:szCs w:val="17"/>
               </w:rPr>
               <w:t xml:space="preserve">Multiply: 15 × 6 = 90</w:t>
@@ -520,18 +523,18 @@
                 <w:rFonts w:ascii="Avenir Next" w:hAnsi="Avenir Next" w:cs="Avenir Next" w:eastAsia="Avenir Next"/>
                 <w:b/>
                 <w:color w:val="1A1A1A"/>
+                <w:sz w:val="22"/>
+                <w:szCs w:val="17"/>
+              </w:rPr>
+              <w:t xml:space="preserve">Answer</w:t>
+            </w:r>
+            <w:r>
+              <w:rPr>
+                <w:rFonts w:ascii="Avenir Next" w:hAnsi="Avenir Next" w:cs="Avenir Next" w:eastAsia="Avenir Next"/>
+                <w:color w:val="1A1A1A"/>
                 <w:sz w:val="17"/>
                 <w:szCs w:val="17"/>
               </w:rPr>
-              <w:t xml:space="preserve">Answer</w:t>
-            </w:r>
-            <w:r>
-              <w:rPr>
-                <w:rFonts w:ascii="Avenir Next" w:hAnsi="Avenir Next" w:cs="Avenir Next" w:eastAsia="Avenir Next"/>
-                <w:color w:val="1A1A1A"/>
-                <w:sz w:val="17"/>
-                <w:szCs w:val="17"/>
-              </w:rPr>
               <w:tab/>
             </w:r>
             <w:r>
@@ -539,7 +542,7 @@
                 <w:rFonts w:ascii="Avenir Next" w:hAnsi="Avenir Next" w:cs="Avenir Next" w:eastAsia="Avenir Next"/>
                 <w:b/>
                 <w:color w:val="1A1A1A"/>
-                <w:sz w:val="17"/>
+                <w:sz w:val="22"/>
                 <w:szCs w:val="17"/>
               </w:rPr>
               <w:t xml:space="preserve">90 in²</w:t>
@@ -589,6 +592,7 @@
           </w:tcPr>
           <w:p>
             <w:pPr>
+              <w:pStyle w:val="Heading2"/>
               <w:spacing w:before="0" w:after="40" w:line="264" w:lineRule="auto"/>
             </w:pPr>
             <w:r>
@@ -612,7 +616,7 @@
                 <w:rFonts w:ascii="Avenir Next" w:hAnsi="Avenir Next" w:cs="Avenir Next" w:eastAsia="Avenir Next"/>
                 <w:b/>
                 <w:color w:val="1A1A1A"/>
-                <w:sz w:val="21"/>
+                <w:sz w:val="22"/>
                 <w:szCs w:val="21"/>
               </w:rPr>
               <w:t xml:space="preserve">base</w:t>
@@ -621,7 +625,7 @@
               <w:rPr>
                 <w:rFonts w:ascii="Avenir Next" w:hAnsi="Avenir Next" w:cs="Avenir Next" w:eastAsia="Avenir Next"/>
                 <w:color w:val="5A5F66"/>
-                <w:sz w:val="21"/>
+                <w:sz w:val="22"/>
                 <w:szCs w:val="21"/>
               </w:rPr>
               <w:t xml:space="preserve"> — </w:t>
@@ -630,7 +634,7 @@
               <w:rPr>
                 <w:rFonts w:ascii="Avenir Next" w:hAnsi="Avenir Next" w:cs="Avenir Next" w:eastAsia="Avenir Next"/>
                 <w:color w:val="1A1A1A"/>
-                <w:sz w:val="21"/>
+                <w:sz w:val="22"/>
                 <w:szCs w:val="21"/>
               </w:rPr>
               <w:t xml:space="preserve">the side you measure from</w:t>
@@ -645,7 +649,7 @@
                 <w:rFonts w:ascii="Avenir Next" w:hAnsi="Avenir Next" w:cs="Avenir Next" w:eastAsia="Avenir Next"/>
                 <w:b/>
                 <w:color w:val="1A1A1A"/>
-                <w:sz w:val="21"/>
+                <w:sz w:val="22"/>
                 <w:szCs w:val="21"/>
               </w:rPr>
               <w:t xml:space="preserve">height</w:t>
@@ -654,7 +658,7 @@
               <w:rPr>
                 <w:rFonts w:ascii="Avenir Next" w:hAnsi="Avenir Next" w:cs="Avenir Next" w:eastAsia="Avenir Next"/>
                 <w:color w:val="5A5F66"/>
-                <w:sz w:val="21"/>
+                <w:sz w:val="22"/>
                 <w:szCs w:val="21"/>
               </w:rPr>
               <w:t xml:space="preserve"> — </w:t>
@@ -663,7 +667,7 @@
               <w:rPr>
                 <w:rFonts w:ascii="Avenir Next" w:hAnsi="Avenir Next" w:cs="Avenir Next" w:eastAsia="Avenir Next"/>
                 <w:color w:val="1A1A1A"/>
-                <w:sz w:val="21"/>
+                <w:sz w:val="22"/>
                 <w:szCs w:val="21"/>
               </w:rPr>
               <w:t xml:space="preserve">straight up from the base, at a square corner</w:t>
@@ -689,7 +693,7 @@
                 <w:rFonts w:ascii="Avenir Next" w:hAnsi="Avenir Next" w:cs="Avenir Next" w:eastAsia="Avenir Next"/>
                 <w:b/>
                 <w:color w:val="1A1A1A"/>
-                <w:sz w:val="21"/>
+                <w:sz w:val="22"/>
                 <w:szCs w:val="21"/>
               </w:rPr>
               <w:t xml:space="preserve">slanted side</w:t>
@@ -698,7 +702,7 @@
               <w:rPr>
                 <w:rFonts w:ascii="Avenir Next" w:hAnsi="Avenir Next" w:cs="Avenir Next" w:eastAsia="Avenir Next"/>
                 <w:color w:val="5A5F66"/>
-                <w:sz w:val="21"/>
+                <w:sz w:val="22"/>
                 <w:szCs w:val="21"/>
               </w:rPr>
               <w:t xml:space="preserve"> — </w:t>
@@ -707,7 +711,7 @@
               <w:rPr>
                 <w:rFonts w:ascii="Avenir Next" w:hAnsi="Avenir Next" w:cs="Avenir Next" w:eastAsia="Avenir Next"/>
                 <w:color w:val="1A1A1A"/>
-                <w:sz w:val="21"/>
+                <w:sz w:val="22"/>
                 <w:szCs w:val="21"/>
               </w:rPr>
               <w:t xml:space="preserve">the tilted side; not the height</w:t>
@@ -722,7 +726,7 @@
                 <w:rFonts w:ascii="Avenir Next" w:hAnsi="Avenir Next" w:cs="Avenir Next" w:eastAsia="Avenir Next"/>
                 <w:b/>
                 <w:color w:val="1A1A1A"/>
-                <w:sz w:val="21"/>
+                <w:sz w:val="22"/>
                 <w:szCs w:val="21"/>
               </w:rPr>
               <w:t xml:space="preserve">area</w:t>
@@ -731,7 +735,7 @@
               <w:rPr>
                 <w:rFonts w:ascii="Avenir Next" w:hAnsi="Avenir Next" w:cs="Avenir Next" w:eastAsia="Avenir Next"/>
                 <w:color w:val="5A5F66"/>
-                <w:sz w:val="21"/>
+                <w:sz w:val="22"/>
                 <w:szCs w:val="21"/>
               </w:rPr>
               <w:t xml:space="preserve"> — </w:t>
@@ -740,7 +744,7 @@
               <w:rPr>
                 <w:rFonts w:ascii="Avenir Next" w:hAnsi="Avenir Next" w:cs="Avenir Next" w:eastAsia="Avenir Next"/>
                 <w:color w:val="1A1A1A"/>
-                <w:sz w:val="21"/>
+                <w:sz w:val="22"/>
                 <w:szCs w:val="21"/>
               </w:rPr>
               <w:t xml:space="preserve">space inside, in square units</w:t>
@@ -751,6 +755,7 @@
     </w:tbl>
     <w:p>
       <w:pPr>
+        <w:pStyle w:val="Heading2"/>
         <w:keepNext/>
         <w:pBdr>
           <w:bottom w:val="single" w:sz="8" w:space="3" w:color="003A70"/>
@@ -766,7 +771,7 @@
           <w:b/>
           <w:color w:val="003A70"/>
           <w:spacing w:val="14"/>
-          <w:sz w:val="21"/>
+          <w:sz w:val="22"/>
           <w:szCs w:val="21"/>
         </w:rPr>
         <w:t xml:space="preserve">PRACTICE</w:t>
@@ -785,7 +790,7 @@
           <w:rFonts w:ascii="Avenir Next" w:hAnsi="Avenir Next" w:cs="Avenir Next" w:eastAsia="Avenir Next"/>
           <w:i/>
           <w:color w:val="5A5F66"/>
-          <w:sz w:val="17"/>
+          <w:sz w:val="22"/>
           <w:szCs w:val="17"/>
         </w:rPr>
         <w:t xml:space="preserve">show your work · label units</w:t>
@@ -915,25 +920,25 @@
                       <w:rFonts w:ascii="Avenir Next" w:hAnsi="Avenir Next" w:cs="Avenir Next" w:eastAsia="Avenir Next"/>
                       <w:b/>
                       <w:color w:val="003A70"/>
+                      <w:sz w:val="22"/>
+                      <w:szCs w:val="18"/>
+                    </w:rPr>
+                    <w:t xml:space="preserve">Step 1</w:t>
+                  </w:r>
+                  <w:r>
+                    <w:rPr>
+                      <w:rFonts w:ascii="Avenir Next" w:hAnsi="Avenir Next" w:cs="Avenir Next" w:eastAsia="Avenir Next"/>
+                      <w:color w:val="1A1A1A"/>
                       <w:sz w:val="18"/>
                       <w:szCs w:val="18"/>
                     </w:rPr>
-                    <w:t xml:space="preserve">Step 1</w:t>
-                  </w:r>
-                  <w:r>
-                    <w:rPr>
-                      <w:rFonts w:ascii="Avenir Next" w:hAnsi="Avenir Next" w:cs="Avenir Next" w:eastAsia="Avenir Next"/>
-                      <w:color w:val="1A1A1A"/>
-                      <w:sz w:val="18"/>
-                      <w:szCs w:val="18"/>
-                    </w:rPr>
                     <w:tab/>
                   </w:r>
                   <w:r>
                     <w:rPr>
                       <w:rFonts w:ascii="Avenir Next" w:hAnsi="Avenir Next" w:cs="Avenir Next" w:eastAsia="Avenir Next"/>
                       <w:color w:val="1A1A1A"/>
-                      <w:sz w:val="21"/>
+                      <w:sz w:val="22"/>
                       <w:szCs w:val="21"/>
                     </w:rPr>
                     <w:t xml:space="preserve">Find the base and the height (with the square corner).</w:t>
@@ -953,25 +958,25 @@
                       <w:rFonts w:ascii="Avenir Next" w:hAnsi="Avenir Next" w:cs="Avenir Next" w:eastAsia="Avenir Next"/>
                       <w:b/>
                       <w:color w:val="003A70"/>
+                      <w:sz w:val="22"/>
+                      <w:szCs w:val="18"/>
+                    </w:rPr>
+                    <w:t xml:space="preserve">Step 2</w:t>
+                  </w:r>
+                  <w:r>
+                    <w:rPr>
+                      <w:rFonts w:ascii="Avenir Next" w:hAnsi="Avenir Next" w:cs="Avenir Next" w:eastAsia="Avenir Next"/>
+                      <w:color w:val="1A1A1A"/>
                       <w:sz w:val="18"/>
                       <w:szCs w:val="18"/>
                     </w:rPr>
-                    <w:t xml:space="preserve">Step 2</w:t>
-                  </w:r>
-                  <w:r>
-                    <w:rPr>
-                      <w:rFonts w:ascii="Avenir Next" w:hAnsi="Avenir Next" w:cs="Avenir Next" w:eastAsia="Avenir Next"/>
-                      <w:color w:val="1A1A1A"/>
-                      <w:sz w:val="18"/>
-                      <w:szCs w:val="18"/>
-                    </w:rPr>
                     <w:tab/>
                   </w:r>
                   <w:r>
                     <w:rPr>
                       <w:rFonts w:ascii="Avenir Next" w:hAnsi="Avenir Next" w:cs="Avenir Next" w:eastAsia="Avenir Next"/>
                       <w:color w:val="1A1A1A"/>
-                      <w:sz w:val="21"/>
+                      <w:sz w:val="22"/>
                       <w:szCs w:val="21"/>
                     </w:rPr>
                     <w:t xml:space="preserve">Multiply base × height. Do not use 8 cm.</w:t>
@@ -1048,25 +1053,25 @@
                       <w:rFonts w:ascii="Avenir Next" w:hAnsi="Avenir Next" w:cs="Avenir Next" w:eastAsia="Avenir Next"/>
                       <w:b/>
                       <w:color w:val="1A1A1A"/>
+                      <w:sz w:val="22"/>
+                      <w:szCs w:val="18"/>
+                    </w:rPr>
+                    <w:t xml:space="preserve">Answer</w:t>
+                  </w:r>
+                  <w:r>
+                    <w:rPr>
+                      <w:rFonts w:ascii="Avenir Next" w:hAnsi="Avenir Next" w:cs="Avenir Next" w:eastAsia="Avenir Next"/>
+                      <w:color w:val="1A1A1A"/>
                       <w:sz w:val="18"/>
                       <w:szCs w:val="18"/>
                     </w:rPr>
-                    <w:t xml:space="preserve">Answer</w:t>
-                  </w:r>
-                  <w:r>
-                    <w:rPr>
-                      <w:rFonts w:ascii="Avenir Next" w:hAnsi="Avenir Next" w:cs="Avenir Next" w:eastAsia="Avenir Next"/>
-                      <w:color w:val="1A1A1A"/>
-                      <w:sz w:val="18"/>
-                      <w:szCs w:val="18"/>
-                    </w:rPr>
                     <w:tab/>
                   </w:r>
                   <w:r>
                     <w:rPr>
                       <w:rFonts w:ascii="Avenir Next" w:hAnsi="Avenir Next" w:cs="Avenir Next" w:eastAsia="Avenir Next"/>
                       <w:color w:val="1A1A1A"/>
-                      <w:sz w:val="18"/>
+                      <w:sz w:val="22"/>
                       <w:szCs w:val="18"/>
                     </w:rPr>
                     <w:t xml:space="preserve">  cm²</w:t>
@@ -1087,7 +1092,7 @@
                     <w:drawing>
                       <wp:inline distT="0" distB="0" distL="0" distR="0">
                         <wp:extent cx="1920240" cy="991091"/>
-                        <wp:docPr id="1" name="Figure 1"/>
+                        <wp:docPr id="1" name="Figure 1" descr="Parallelogram. Dims: base: 11 cm; height: 6 cm; side: 8 cm."/>
                         <a:graphic xmlns:a="http://schemas.openxmlformats.org/drawingml/2006/main">
                           <a:graphicData uri="http://schemas.openxmlformats.org/drawingml/2006/picture">
                             <pic:pic xmlns:pic="http://schemas.openxmlformats.org/drawingml/2006/picture">
@@ -1261,25 +1266,25 @@
                 <w:rFonts w:ascii="Avenir Next" w:hAnsi="Avenir Next" w:cs="Avenir Next" w:eastAsia="Avenir Next"/>
                 <w:b/>
                 <w:color w:val="003A70"/>
+                <w:sz w:val="22"/>
+                <w:szCs w:val="18"/>
+              </w:rPr>
+              <w:t xml:space="preserve">Step 1</w:t>
+            </w:r>
+            <w:r>
+              <w:rPr>
+                <w:rFonts w:ascii="Avenir Next" w:hAnsi="Avenir Next" w:cs="Avenir Next" w:eastAsia="Avenir Next"/>
+                <w:color w:val="1A1A1A"/>
                 <w:sz w:val="18"/>
                 <w:szCs w:val="18"/>
               </w:rPr>
-              <w:t xml:space="preserve">Step 1</w:t>
-            </w:r>
-            <w:r>
-              <w:rPr>
-                <w:rFonts w:ascii="Avenir Next" w:hAnsi="Avenir Next" w:cs="Avenir Next" w:eastAsia="Avenir Next"/>
-                <w:color w:val="1A1A1A"/>
-                <w:sz w:val="18"/>
-                <w:szCs w:val="18"/>
-              </w:rPr>
               <w:tab/>
             </w:r>
             <w:r>
               <w:rPr>
                 <w:rFonts w:ascii="Avenir Next" w:hAnsi="Avenir Next" w:cs="Avenir Next" w:eastAsia="Avenir Next"/>
                 <w:color w:val="1A1A1A"/>
-                <w:sz w:val="21"/>
+                <w:sz w:val="22"/>
                 <w:szCs w:val="21"/>
               </w:rPr>
               <w:t xml:space="preserve">Multiply b × h for a, b, and c.</w:t>
@@ -1299,25 +1304,25 @@
                 <w:rFonts w:ascii="Avenir Next" w:hAnsi="Avenir Next" w:cs="Avenir Next" w:eastAsia="Avenir Next"/>
                 <w:b/>
                 <w:color w:val="003A70"/>
+                <w:sz w:val="22"/>
+                <w:szCs w:val="18"/>
+              </w:rPr>
+              <w:t xml:space="preserve">Step 2</w:t>
+            </w:r>
+            <w:r>
+              <w:rPr>
+                <w:rFonts w:ascii="Avenir Next" w:hAnsi="Avenir Next" w:cs="Avenir Next" w:eastAsia="Avenir Next"/>
+                <w:color w:val="1A1A1A"/>
                 <w:sz w:val="18"/>
                 <w:szCs w:val="18"/>
               </w:rPr>
-              <w:t xml:space="preserve">Step 2</w:t>
-            </w:r>
-            <w:r>
-              <w:rPr>
-                <w:rFonts w:ascii="Avenir Next" w:hAnsi="Avenir Next" w:cs="Avenir Next" w:eastAsia="Avenir Next"/>
-                <w:color w:val="1A1A1A"/>
-                <w:sz w:val="18"/>
-                <w:szCs w:val="18"/>
-              </w:rPr>
               <w:tab/>
             </w:r>
             <w:r>
               <w:rPr>
                 <w:rFonts w:ascii="Avenir Next" w:hAnsi="Avenir Next" w:cs="Avenir Next" w:eastAsia="Avenir Next"/>
                 <w:color w:val="1A1A1A"/>
-                <w:sz w:val="21"/>
+                <w:sz w:val="22"/>
                 <w:szCs w:val="21"/>
               </w:rPr>
               <w:t xml:space="preserve">For d, divide the area by the height.</w:t>
@@ -1778,25 +1783,25 @@
                 <w:rFonts w:ascii="Avenir Next" w:hAnsi="Avenir Next" w:cs="Avenir Next" w:eastAsia="Avenir Next"/>
                 <w:b/>
                 <w:color w:val="003A70"/>
+                <w:sz w:val="22"/>
+                <w:szCs w:val="18"/>
+              </w:rPr>
+              <w:t xml:space="preserve">Step 1</w:t>
+            </w:r>
+            <w:r>
+              <w:rPr>
+                <w:rFonts w:ascii="Avenir Next" w:hAnsi="Avenir Next" w:cs="Avenir Next" w:eastAsia="Avenir Next"/>
+                <w:color w:val="1A1A1A"/>
                 <w:sz w:val="18"/>
                 <w:szCs w:val="18"/>
               </w:rPr>
-              <w:t xml:space="preserve">Step 1</w:t>
-            </w:r>
-            <w:r>
-              <w:rPr>
-                <w:rFonts w:ascii="Avenir Next" w:hAnsi="Avenir Next" w:cs="Avenir Next" w:eastAsia="Avenir Next"/>
-                <w:color w:val="1A1A1A"/>
-                <w:sz w:val="18"/>
-                <w:szCs w:val="18"/>
-              </w:rPr>
               <w:tab/>
             </w:r>
             <w:r>
               <w:rPr>
                 <w:rFonts w:ascii="Avenir Next" w:hAnsi="Avenir Next" w:cs="Avenir Next" w:eastAsia="Avenir Next"/>
                 <w:color w:val="1A1A1A"/>
-                <w:sz w:val="21"/>
+                <w:sz w:val="22"/>
                 <w:szCs w:val="21"/>
               </w:rPr>
               <w:t xml:space="preserve">Find the area of one space.</w:t>
@@ -1816,25 +1821,25 @@
                 <w:rFonts w:ascii="Avenir Next" w:hAnsi="Avenir Next" w:cs="Avenir Next" w:eastAsia="Avenir Next"/>
                 <w:b/>
                 <w:color w:val="003A70"/>
+                <w:sz w:val="22"/>
+                <w:szCs w:val="18"/>
+              </w:rPr>
+              <w:t xml:space="preserve">Step 2</w:t>
+            </w:r>
+            <w:r>
+              <w:rPr>
+                <w:rFonts w:ascii="Avenir Next" w:hAnsi="Avenir Next" w:cs="Avenir Next" w:eastAsia="Avenir Next"/>
+                <w:color w:val="1A1A1A"/>
                 <w:sz w:val="18"/>
                 <w:szCs w:val="18"/>
               </w:rPr>
-              <w:t xml:space="preserve">Step 2</w:t>
-            </w:r>
-            <w:r>
-              <w:rPr>
-                <w:rFonts w:ascii="Avenir Next" w:hAnsi="Avenir Next" w:cs="Avenir Next" w:eastAsia="Avenir Next"/>
-                <w:color w:val="1A1A1A"/>
-                <w:sz w:val="18"/>
-                <w:szCs w:val="18"/>
-              </w:rPr>
               <w:tab/>
             </w:r>
             <w:r>
               <w:rPr>
                 <w:rFonts w:ascii="Avenir Next" w:hAnsi="Avenir Next" w:cs="Avenir Next" w:eastAsia="Avenir Next"/>
                 <w:color w:val="1A1A1A"/>
-                <w:sz w:val="21"/>
+                <w:sz w:val="22"/>
                 <w:szCs w:val="21"/>
               </w:rPr>
               <w:t xml:space="preserve">Multiply by 10.</w:t>
@@ -1911,25 +1916,25 @@
                 <w:rFonts w:ascii="Avenir Next" w:hAnsi="Avenir Next" w:cs="Avenir Next" w:eastAsia="Avenir Next"/>
                 <w:b/>
                 <w:color w:val="1A1A1A"/>
+                <w:sz w:val="22"/>
+                <w:szCs w:val="18"/>
+              </w:rPr>
+              <w:t xml:space="preserve">Answer</w:t>
+            </w:r>
+            <w:r>
+              <w:rPr>
+                <w:rFonts w:ascii="Avenir Next" w:hAnsi="Avenir Next" w:cs="Avenir Next" w:eastAsia="Avenir Next"/>
+                <w:color w:val="1A1A1A"/>
                 <w:sz w:val="18"/>
                 <w:szCs w:val="18"/>
               </w:rPr>
-              <w:t xml:space="preserve">Answer</w:t>
-            </w:r>
-            <w:r>
-              <w:rPr>
-                <w:rFonts w:ascii="Avenir Next" w:hAnsi="Avenir Next" w:cs="Avenir Next" w:eastAsia="Avenir Next"/>
-                <w:color w:val="1A1A1A"/>
-                <w:sz w:val="18"/>
-                <w:szCs w:val="18"/>
-              </w:rPr>
               <w:tab/>
             </w:r>
             <w:r>
               <w:rPr>
                 <w:rFonts w:ascii="Avenir Next" w:hAnsi="Avenir Next" w:cs="Avenir Next" w:eastAsia="Avenir Next"/>
                 <w:color w:val="1A1A1A"/>
-                <w:sz w:val="18"/>
+                <w:sz w:val="22"/>
                 <w:szCs w:val="18"/>
               </w:rPr>
               <w:t xml:space="preserve">  ft²</w:t>
@@ -2043,25 +2048,25 @@
                 <w:rFonts w:ascii="Avenir Next" w:hAnsi="Avenir Next" w:cs="Avenir Next" w:eastAsia="Avenir Next"/>
                 <w:b/>
                 <w:color w:val="003A70"/>
+                <w:sz w:val="22"/>
+                <w:szCs w:val="18"/>
+              </w:rPr>
+              <w:t xml:space="preserve">Step 1</w:t>
+            </w:r>
+            <w:r>
+              <w:rPr>
+                <w:rFonts w:ascii="Avenir Next" w:hAnsi="Avenir Next" w:cs="Avenir Next" w:eastAsia="Avenir Next"/>
+                <w:color w:val="1A1A1A"/>
                 <w:sz w:val="18"/>
                 <w:szCs w:val="18"/>
               </w:rPr>
-              <w:t xml:space="preserve">Step 1</w:t>
-            </w:r>
-            <w:r>
-              <w:rPr>
-                <w:rFonts w:ascii="Avenir Next" w:hAnsi="Avenir Next" w:cs="Avenir Next" w:eastAsia="Avenir Next"/>
-                <w:color w:val="1A1A1A"/>
-                <w:sz w:val="18"/>
-                <w:szCs w:val="18"/>
-              </w:rPr>
               <w:tab/>
             </w:r>
             <w:r>
               <w:rPr>
                 <w:rFonts w:ascii="Avenir Next" w:hAnsi="Avenir Next" w:cs="Avenir Next" w:eastAsia="Avenir Next"/>
                 <w:color w:val="1A1A1A"/>
-                <w:sz w:val="21"/>
+                <w:sz w:val="22"/>
                 <w:szCs w:val="21"/>
               </w:rPr>
               <w:t xml:space="preserve">Area = base × height, so 108 = 12 × </w:t>
@@ -2080,7 +2085,7 @@
               <w:rPr>
                 <w:rFonts w:ascii="Avenir Next" w:hAnsi="Avenir Next" w:cs="Avenir Next" w:eastAsia="Avenir Next"/>
                 <w:color w:val="1A1A1A"/>
-                <w:sz w:val="21"/>
+                <w:sz w:val="22"/>
                 <w:szCs w:val="21"/>
               </w:rPr>
               <w:t xml:space="preserve">.</w:t>
@@ -2100,25 +2105,25 @@
                 <w:rFonts w:ascii="Avenir Next" w:hAnsi="Avenir Next" w:cs="Avenir Next" w:eastAsia="Avenir Next"/>
                 <w:b/>
                 <w:color w:val="003A70"/>
+                <w:sz w:val="22"/>
+                <w:szCs w:val="18"/>
+              </w:rPr>
+              <w:t xml:space="preserve">Step 2</w:t>
+            </w:r>
+            <w:r>
+              <w:rPr>
+                <w:rFonts w:ascii="Avenir Next" w:hAnsi="Avenir Next" w:cs="Avenir Next" w:eastAsia="Avenir Next"/>
+                <w:color w:val="1A1A1A"/>
                 <w:sz w:val="18"/>
                 <w:szCs w:val="18"/>
               </w:rPr>
-              <w:t xml:space="preserve">Step 2</w:t>
-            </w:r>
-            <w:r>
-              <w:rPr>
-                <w:rFonts w:ascii="Avenir Next" w:hAnsi="Avenir Next" w:cs="Avenir Next" w:eastAsia="Avenir Next"/>
-                <w:color w:val="1A1A1A"/>
-                <w:sz w:val="18"/>
-                <w:szCs w:val="18"/>
-              </w:rPr>
               <w:tab/>
             </w:r>
             <w:r>
               <w:rPr>
                 <w:rFonts w:ascii="Avenir Next" w:hAnsi="Avenir Next" w:cs="Avenir Next" w:eastAsia="Avenir Next"/>
                 <w:color w:val="1A1A1A"/>
-                <w:sz w:val="21"/>
+                <w:sz w:val="22"/>
                 <w:szCs w:val="21"/>
               </w:rPr>
               <w:t xml:space="preserve">Divide 108 by 12.</w:t>
@@ -2137,25 +2142,25 @@
                 <w:rFonts w:ascii="Avenir Next" w:hAnsi="Avenir Next" w:cs="Avenir Next" w:eastAsia="Avenir Next"/>
                 <w:b/>
                 <w:color w:val="1A1A1A"/>
+                <w:sz w:val="22"/>
+                <w:szCs w:val="18"/>
+              </w:rPr>
+              <w:t xml:space="preserve">Answer</w:t>
+            </w:r>
+            <w:r>
+              <w:rPr>
+                <w:rFonts w:ascii="Avenir Next" w:hAnsi="Avenir Next" w:cs="Avenir Next" w:eastAsia="Avenir Next"/>
+                <w:color w:val="1A1A1A"/>
                 <w:sz w:val="18"/>
                 <w:szCs w:val="18"/>
               </w:rPr>
-              <w:t xml:space="preserve">Answer</w:t>
-            </w:r>
-            <w:r>
-              <w:rPr>
-                <w:rFonts w:ascii="Avenir Next" w:hAnsi="Avenir Next" w:cs="Avenir Next" w:eastAsia="Avenir Next"/>
-                <w:color w:val="1A1A1A"/>
-                <w:sz w:val="18"/>
-                <w:szCs w:val="18"/>
-              </w:rPr>
               <w:tab/>
             </w:r>
             <w:r>
               <w:rPr>
                 <w:rFonts w:ascii="Avenir Next" w:hAnsi="Avenir Next" w:cs="Avenir Next" w:eastAsia="Avenir Next"/>
                 <w:color w:val="1A1A1A"/>
-                <w:sz w:val="18"/>
+                <w:sz w:val="22"/>
                 <w:szCs w:val="18"/>
               </w:rPr>
               <w:t xml:space="preserve">  ft</w:t>
@@ -2266,7 +2271,7 @@
                 <w:rFonts w:ascii="Avenir Next" w:hAnsi="Avenir Next" w:cs="Avenir Next" w:eastAsia="Avenir Next"/>
                 <w:b/>
                 <w:color w:val="003A70"/>
-                <w:sz w:val="17"/>
+                <w:sz w:val="22"/>
                 <w:szCs w:val="17"/>
               </w:rPr>
               <w:t xml:space="preserve">Frame  </w:t>
@@ -2276,10 +2281,30 @@
                 <w:rFonts w:ascii="Avenir Next" w:hAnsi="Avenir Next" w:cs="Avenir Next" w:eastAsia="Avenir Next"/>
                 <w:i/>
                 <w:color w:val="1A1A1A"/>
+                <w:sz w:val="22"/>
+                <w:szCs w:val="18"/>
+              </w:rPr>
+              <w:t xml:space="preserve">Kiara used the </w:t>
+            </w:r>
+            <w:r>
+              <w:rPr>
+                <w:rFonts w:ascii="Avenir Next" w:hAnsi="Avenir Next" w:cs="Avenir Next" w:eastAsia="Avenir Next"/>
+                <w:color w:val="1A1A1A"/>
                 <w:sz w:val="18"/>
                 <w:szCs w:val="18"/>
-              </w:rPr>
-              <w:t xml:space="preserve">Kiara used the </w:t>
+                <w:u w:val="single"/>
+              </w:rPr>
+              <w:t xml:space="preserve">      </w:t>
+            </w:r>
+            <w:r>
+              <w:rPr>
+                <w:rFonts w:ascii="Avenir Next" w:hAnsi="Avenir Next" w:cs="Avenir Next" w:eastAsia="Avenir Next"/>
+                <w:i/>
+                <w:color w:val="1A1A1A"/>
+                <w:sz w:val="22"/>
+                <w:szCs w:val="18"/>
+              </w:rPr>
+              <w:t xml:space="preserve"> side instead of the </w:t>
             </w:r>
             <w:r>
               <w:rPr>
@@ -2296,10 +2321,30 @@
                 <w:rFonts w:ascii="Avenir Next" w:hAnsi="Avenir Next" w:cs="Avenir Next" w:eastAsia="Avenir Next"/>
                 <w:i/>
                 <w:color w:val="1A1A1A"/>
+                <w:sz w:val="22"/>
+                <w:szCs w:val="18"/>
+              </w:rPr>
+              <w:t xml:space="preserve">. The area is </w:t>
+            </w:r>
+            <w:r>
+              <w:rPr>
+                <w:rFonts w:ascii="Avenir Next" w:hAnsi="Avenir Next" w:cs="Avenir Next" w:eastAsia="Avenir Next"/>
+                <w:color w:val="1A1A1A"/>
                 <w:sz w:val="18"/>
                 <w:szCs w:val="18"/>
-              </w:rPr>
-              <w:t xml:space="preserve"> side instead of the </w:t>
+                <w:u w:val="single"/>
+              </w:rPr>
+              <w:t xml:space="preserve">      </w:t>
+            </w:r>
+            <w:r>
+              <w:rPr>
+                <w:rFonts w:ascii="Avenir Next" w:hAnsi="Avenir Next" w:cs="Avenir Next" w:eastAsia="Avenir Next"/>
+                <w:i/>
+                <w:color w:val="1A1A1A"/>
+                <w:sz w:val="22"/>
+                <w:szCs w:val="18"/>
+              </w:rPr>
+              <w:t xml:space="preserve"> × </w:t>
             </w:r>
             <w:r>
               <w:rPr>
@@ -2316,17 +2361,17 @@
                 <w:rFonts w:ascii="Avenir Next" w:hAnsi="Avenir Next" w:cs="Avenir Next" w:eastAsia="Avenir Next"/>
                 <w:i/>
                 <w:color w:val="1A1A1A"/>
+                <w:sz w:val="22"/>
+                <w:szCs w:val="18"/>
+              </w:rPr>
+              <w:t xml:space="preserve"> = </w:t>
+            </w:r>
+            <w:r>
+              <w:rPr>
+                <w:rFonts w:ascii="Avenir Next" w:hAnsi="Avenir Next" w:cs="Avenir Next" w:eastAsia="Avenir Next"/>
+                <w:color w:val="1A1A1A"/>
                 <w:sz w:val="18"/>
                 <w:szCs w:val="18"/>
-              </w:rPr>
-              <w:t xml:space="preserve">. The area is </w:t>
-            </w:r>
-            <w:r>
-              <w:rPr>
-                <w:rFonts w:ascii="Avenir Next" w:hAnsi="Avenir Next" w:cs="Avenir Next" w:eastAsia="Avenir Next"/>
-                <w:color w:val="1A1A1A"/>
-                <w:sz w:val="18"/>
-                <w:szCs w:val="18"/>
                 <w:u w:val="single"/>
               </w:rPr>
               <w:t xml:space="preserve">      </w:t>
@@ -2336,47 +2381,7 @@
                 <w:rFonts w:ascii="Avenir Next" w:hAnsi="Avenir Next" w:cs="Avenir Next" w:eastAsia="Avenir Next"/>
                 <w:i/>
                 <w:color w:val="1A1A1A"/>
-                <w:sz w:val="18"/>
-                <w:szCs w:val="18"/>
-              </w:rPr>
-              <w:t xml:space="preserve"> × </w:t>
-            </w:r>
-            <w:r>
-              <w:rPr>
-                <w:rFonts w:ascii="Avenir Next" w:hAnsi="Avenir Next" w:cs="Avenir Next" w:eastAsia="Avenir Next"/>
-                <w:color w:val="1A1A1A"/>
-                <w:sz w:val="18"/>
-                <w:szCs w:val="18"/>
-                <w:u w:val="single"/>
-              </w:rPr>
-              <w:t xml:space="preserve">      </w:t>
-            </w:r>
-            <w:r>
-              <w:rPr>
-                <w:rFonts w:ascii="Avenir Next" w:hAnsi="Avenir Next" w:cs="Avenir Next" w:eastAsia="Avenir Next"/>
-                <w:i/>
-                <w:color w:val="1A1A1A"/>
-                <w:sz w:val="18"/>
-                <w:szCs w:val="18"/>
-              </w:rPr>
-              <w:t xml:space="preserve"> = </w:t>
-            </w:r>
-            <w:r>
-              <w:rPr>
-                <w:rFonts w:ascii="Avenir Next" w:hAnsi="Avenir Next" w:cs="Avenir Next" w:eastAsia="Avenir Next"/>
-                <w:color w:val="1A1A1A"/>
-                <w:sz w:val="18"/>
-                <w:szCs w:val="18"/>
-                <w:u w:val="single"/>
-              </w:rPr>
-              <w:t xml:space="preserve">      </w:t>
-            </w:r>
-            <w:r>
-              <w:rPr>
-                <w:rFonts w:ascii="Avenir Next" w:hAnsi="Avenir Next" w:cs="Avenir Next" w:eastAsia="Avenir Next"/>
-                <w:i/>
-                <w:color w:val="1A1A1A"/>
-                <w:sz w:val="18"/>
+                <w:sz w:val="22"/>
                 <w:szCs w:val="18"/>
               </w:rPr>
               <w:t xml:space="preserve"> cm².</w:t>
@@ -2505,6 +2510,7 @@
           </w:tcPr>
           <w:p>
             <w:pPr>
+              <w:pStyle w:val="Heading2"/>
               <w:spacing w:before="0" w:after="0" w:line="240" w:lineRule="auto"/>
             </w:pPr>
             <w:r>
@@ -2542,7 +2548,7 @@
               <w:rPr>
                 <w:rFonts w:ascii="Avenir Next" w:hAnsi="Avenir Next" w:cs="Avenir Next" w:eastAsia="Avenir Next"/>
                 <w:color w:val="1A1A1A"/>
-                <w:sz w:val="17"/>
+                <w:sz w:val="22"/>
                 <w:szCs w:val="17"/>
               </w:rPr>
               <w:t xml:space="preserve">  I can do this on my own</w:t>
@@ -2571,7 +2577,7 @@
               <w:rPr>
                 <w:rFonts w:ascii="Avenir Next" w:hAnsi="Avenir Next" w:cs="Avenir Next" w:eastAsia="Avenir Next"/>
                 <w:color w:val="1A1A1A"/>
-                <w:sz w:val="17"/>
+                <w:sz w:val="22"/>
                 <w:szCs w:val="17"/>
               </w:rPr>
               <w:t xml:space="preserve">  I need a little help</w:t>
@@ -2600,7 +2606,7 @@
               <w:rPr>
                 <w:rFonts w:ascii="Avenir Next" w:hAnsi="Avenir Next" w:cs="Avenir Next" w:eastAsia="Avenir Next"/>
                 <w:color w:val="1A1A1A"/>
-                <w:sz w:val="17"/>
+                <w:sz w:val="22"/>
                 <w:szCs w:val="17"/>
               </w:rPr>
               <w:t xml:space="preserve">  I have a question about #</w:t>
@@ -2638,7 +2644,7 @@
         <w:rPr>
           <w:rFonts w:ascii="Avenir Next" w:hAnsi="Avenir Next" w:cs="Avenir Next" w:eastAsia="Avenir Next"/>
           <w:color w:val="5A5F66"/>
-          <w:sz w:val="17"/>
+          <w:sz w:val="22"/>
           <w:szCs w:val="17"/>
         </w:rPr>
         <w:t xml:space="preserve">Find a parallelogram shape at home or on the street (a tile, a sign, a parking space). Show someone where its base and height are.</w:t>
@@ -2721,14 +2727,15 @@
           <w:caps/>
           <w:color w:val="003A70"/>
           <w:spacing w:val="12"/>
-          <w:sz w:val="21"/>
+          <w:sz w:val="22"/>
           <w:szCs w:val="21"/>
         </w:rPr>
-        <w:t xml:space="preserve">Lesson 5-1  ·  Homework Packet  ·  Level 1  ·  Sheet 2 of 2</w:t>
+        <w:t xml:space="preserve">Lesson 5-1  ·  Homework Packet  ·  Supported  ·  Session 2 · pages 3–4</w:t>
       </w:r>
     </w:p>
     <w:p>
       <w:pPr>
+        <w:pStyle w:val="Heading1"/>
         <w:keepNext/>
         <w:spacing w:before="0" w:after="10" w:line="240" w:lineRule="auto"/>
       </w:pPr>
@@ -2754,7 +2761,7 @@
         <w:rPr>
           <w:rFonts w:ascii="Avenir Next" w:hAnsi="Avenir Next" w:cs="Avenir Next" w:eastAsia="Avenir Next"/>
           <w:color w:val="5A5F66"/>
-          <w:sz w:val="17"/>
+          <w:sz w:val="22"/>
           <w:szCs w:val="17"/>
         </w:rPr>
         <w:t xml:space="preserve">Maryland Standard 6.G.A.1   ·   Learning target — I can find the area of a rhombus using the base and height or the two diagonals.</w:t>
@@ -2801,6 +2808,7 @@
           </w:tcPr>
           <w:p>
             <w:pPr>
+              <w:pStyle w:val="Heading2"/>
               <w:spacing w:before="0" w:after="40" w:line="264" w:lineRule="auto"/>
             </w:pPr>
             <w:r>
@@ -2828,25 +2836,25 @@
                 <w:rFonts w:ascii="Avenir Next" w:hAnsi="Avenir Next" w:cs="Avenir Next" w:eastAsia="Avenir Next"/>
                 <w:b/>
                 <w:color w:val="003A70"/>
+                <w:sz w:val="22"/>
+                <w:szCs w:val="18"/>
+              </w:rPr>
+              <w:t xml:space="preserve">•</w:t>
+            </w:r>
+            <w:r>
+              <w:rPr>
+                <w:rFonts w:ascii="Avenir Next" w:hAnsi="Avenir Next" w:cs="Avenir Next" w:eastAsia="Avenir Next"/>
+                <w:color w:val="1A1A1A"/>
                 <w:sz w:val="18"/>
                 <w:szCs w:val="18"/>
               </w:rPr>
-              <w:t xml:space="preserve">•</w:t>
-            </w:r>
-            <w:r>
-              <w:rPr>
-                <w:rFonts w:ascii="Avenir Next" w:hAnsi="Avenir Next" w:cs="Avenir Next" w:eastAsia="Avenir Next"/>
-                <w:color w:val="1A1A1A"/>
-                <w:sz w:val="18"/>
-                <w:szCs w:val="18"/>
-              </w:rPr>
               <w:tab/>
             </w:r>
             <w:r>
               <w:rPr>
                 <w:rFonts w:ascii="Avenir Next" w:hAnsi="Avenir Next" w:cs="Avenir Next" w:eastAsia="Avenir Next"/>
                 <w:color w:val="1A1A1A"/>
-                <w:sz w:val="18"/>
+                <w:sz w:val="22"/>
                 <w:szCs w:val="18"/>
               </w:rPr>
               <w:t xml:space="preserve">A rhombus is a parallelogram, so </w:t>
@@ -2856,7 +2864,7 @@
                 <w:rFonts w:ascii="Avenir Next" w:hAnsi="Avenir Next" w:cs="Avenir Next" w:eastAsia="Avenir Next"/>
                 <w:b/>
                 <w:color w:val="1A1A1A"/>
-                <w:sz w:val="18"/>
+                <w:sz w:val="22"/>
                 <w:szCs w:val="18"/>
               </w:rPr>
               <w:t xml:space="preserve">A = b × h</w:t>
@@ -2865,7 +2873,7 @@
               <w:rPr>
                 <w:rFonts w:ascii="Avenir Next" w:hAnsi="Avenir Next" w:cs="Avenir Next" w:eastAsia="Avenir Next"/>
                 <w:color w:val="1A1A1A"/>
-                <w:sz w:val="18"/>
+                <w:sz w:val="22"/>
                 <w:szCs w:val="18"/>
               </w:rPr>
               <w:t xml:space="preserve"> works.</w:t>
@@ -2884,25 +2892,25 @@
                 <w:rFonts w:ascii="Avenir Next" w:hAnsi="Avenir Next" w:cs="Avenir Next" w:eastAsia="Avenir Next"/>
                 <w:b/>
                 <w:color w:val="003A70"/>
+                <w:sz w:val="22"/>
+                <w:szCs w:val="18"/>
+              </w:rPr>
+              <w:t xml:space="preserve">•</w:t>
+            </w:r>
+            <w:r>
+              <w:rPr>
+                <w:rFonts w:ascii="Avenir Next" w:hAnsi="Avenir Next" w:cs="Avenir Next" w:eastAsia="Avenir Next"/>
+                <w:color w:val="1A1A1A"/>
                 <w:sz w:val="18"/>
                 <w:szCs w:val="18"/>
               </w:rPr>
-              <w:t xml:space="preserve">•</w:t>
-            </w:r>
-            <w:r>
-              <w:rPr>
-                <w:rFonts w:ascii="Avenir Next" w:hAnsi="Avenir Next" w:cs="Avenir Next" w:eastAsia="Avenir Next"/>
-                <w:color w:val="1A1A1A"/>
-                <w:sz w:val="18"/>
-                <w:szCs w:val="18"/>
-              </w:rPr>
               <w:tab/>
             </w:r>
             <w:r>
               <w:rPr>
                 <w:rFonts w:ascii="Avenir Next" w:hAnsi="Avenir Next" w:cs="Avenir Next" w:eastAsia="Avenir Next"/>
                 <w:color w:val="1A1A1A"/>
-                <w:sz w:val="18"/>
+                <w:sz w:val="22"/>
                 <w:szCs w:val="18"/>
               </w:rPr>
               <w:t xml:space="preserve">With the </w:t>
@@ -2912,7 +2920,7 @@
                 <w:rFonts w:ascii="Avenir Next" w:hAnsi="Avenir Next" w:cs="Avenir Next" w:eastAsia="Avenir Next"/>
                 <w:b/>
                 <w:color w:val="1A1A1A"/>
-                <w:sz w:val="18"/>
+                <w:sz w:val="22"/>
                 <w:szCs w:val="18"/>
               </w:rPr>
               <w:t xml:space="preserve">diagonals</w:t>
@@ -2921,7 +2929,7 @@
               <w:rPr>
                 <w:rFonts w:ascii="Avenir Next" w:hAnsi="Avenir Next" w:cs="Avenir Next" w:eastAsia="Avenir Next"/>
                 <w:color w:val="1A1A1A"/>
-                <w:sz w:val="18"/>
+                <w:sz w:val="22"/>
                 <w:szCs w:val="18"/>
               </w:rPr>
               <w:t xml:space="preserve">: </w:t>
@@ -2931,7 +2939,7 @@
                 <w:rFonts w:ascii="Avenir Next" w:hAnsi="Avenir Next" w:cs="Avenir Next" w:eastAsia="Avenir Next"/>
                 <w:b/>
                 <w:color w:val="1A1A1A"/>
-                <w:sz w:val="18"/>
+                <w:sz w:val="22"/>
                 <w:szCs w:val="18"/>
               </w:rPr>
               <w:t xml:space="preserve">A = (d1 × d2) ÷ 2</w:t>
@@ -2940,7 +2948,7 @@
               <w:rPr>
                 <w:rFonts w:ascii="Avenir Next" w:hAnsi="Avenir Next" w:cs="Avenir Next" w:eastAsia="Avenir Next"/>
                 <w:color w:val="1A1A1A"/>
-                <w:sz w:val="18"/>
+                <w:sz w:val="22"/>
                 <w:szCs w:val="18"/>
               </w:rPr>
               <w:t xml:space="preserve">. Do not forget to divide by 2.</w:t>
@@ -2955,6 +2963,7 @@
           </w:tcPr>
           <w:p>
             <w:pPr>
+              <w:pStyle w:val="Heading2"/>
               <w:spacing w:before="0" w:after="40" w:line="264" w:lineRule="auto"/>
             </w:pPr>
             <w:r>
@@ -2977,7 +2986,7 @@
               <w:rPr>
                 <w:rFonts w:ascii="Avenir Next" w:hAnsi="Avenir Next" w:cs="Avenir Next" w:eastAsia="Avenir Next"/>
                 <w:color w:val="1A1A1A"/>
-                <w:sz w:val="17"/>
+                <w:sz w:val="22"/>
                 <w:szCs w:val="17"/>
               </w:rPr>
               <w:t xml:space="preserve">Find the area: diagonals 12 cm and 9 cm.</w:t>
@@ -2996,25 +3005,25 @@
                 <w:rFonts w:ascii="Avenir Next" w:hAnsi="Avenir Next" w:cs="Avenir Next" w:eastAsia="Avenir Next"/>
                 <w:b/>
                 <w:color w:val="003A70"/>
+                <w:sz w:val="22"/>
+                <w:szCs w:val="17"/>
+              </w:rPr>
+              <w:t xml:space="preserve">Step 1</w:t>
+            </w:r>
+            <w:r>
+              <w:rPr>
+                <w:rFonts w:ascii="Avenir Next" w:hAnsi="Avenir Next" w:cs="Avenir Next" w:eastAsia="Avenir Next"/>
+                <w:color w:val="1A1A1A"/>
                 <w:sz w:val="17"/>
                 <w:szCs w:val="17"/>
               </w:rPr>
-              <w:t xml:space="preserve">Step 1</w:t>
-            </w:r>
-            <w:r>
-              <w:rPr>
-                <w:rFonts w:ascii="Avenir Next" w:hAnsi="Avenir Next" w:cs="Avenir Next" w:eastAsia="Avenir Next"/>
-                <w:color w:val="1A1A1A"/>
-                <w:sz w:val="17"/>
-                <w:szCs w:val="17"/>
-              </w:rPr>
               <w:tab/>
             </w:r>
             <w:r>
               <w:rPr>
                 <w:rFonts w:ascii="Avenir Next" w:hAnsi="Avenir Next" w:cs="Avenir Next" w:eastAsia="Avenir Next"/>
                 <w:color w:val="1A1A1A"/>
-                <w:sz w:val="17"/>
+                <w:sz w:val="22"/>
                 <w:szCs w:val="17"/>
               </w:rPr>
               <w:t xml:space="preserve">Multiply the diagonals: 12 × 9 = 108</w:t>
@@ -3033,25 +3042,25 @@
                 <w:rFonts w:ascii="Avenir Next" w:hAnsi="Avenir Next" w:cs="Avenir Next" w:eastAsia="Avenir Next"/>
                 <w:b/>
                 <w:color w:val="003A70"/>
+                <w:sz w:val="22"/>
+                <w:szCs w:val="17"/>
+              </w:rPr>
+              <w:t xml:space="preserve">Step 2</w:t>
+            </w:r>
+            <w:r>
+              <w:rPr>
+                <w:rFonts w:ascii="Avenir Next" w:hAnsi="Avenir Next" w:cs="Avenir Next" w:eastAsia="Avenir Next"/>
+                <w:color w:val="1A1A1A"/>
                 <w:sz w:val="17"/>
                 <w:szCs w:val="17"/>
               </w:rPr>
-              <w:t xml:space="preserve">Step 2</w:t>
-            </w:r>
-            <w:r>
-              <w:rPr>
-                <w:rFonts w:ascii="Avenir Next" w:hAnsi="Avenir Next" w:cs="Avenir Next" w:eastAsia="Avenir Next"/>
-                <w:color w:val="1A1A1A"/>
-                <w:sz w:val="17"/>
-                <w:szCs w:val="17"/>
-              </w:rPr>
               <w:tab/>
             </w:r>
             <w:r>
               <w:rPr>
                 <w:rFonts w:ascii="Avenir Next" w:hAnsi="Avenir Next" w:cs="Avenir Next" w:eastAsia="Avenir Next"/>
                 <w:color w:val="1A1A1A"/>
-                <w:sz w:val="17"/>
+                <w:sz w:val="22"/>
                 <w:szCs w:val="17"/>
               </w:rPr>
               <w:t xml:space="preserve">Divide by 2: 108 ÷ 2 = 54</w:t>
@@ -3070,18 +3079,18 @@
                 <w:rFonts w:ascii="Avenir Next" w:hAnsi="Avenir Next" w:cs="Avenir Next" w:eastAsia="Avenir Next"/>
                 <w:b/>
                 <w:color w:val="1A1A1A"/>
+                <w:sz w:val="22"/>
+                <w:szCs w:val="17"/>
+              </w:rPr>
+              <w:t xml:space="preserve">Answer</w:t>
+            </w:r>
+            <w:r>
+              <w:rPr>
+                <w:rFonts w:ascii="Avenir Next" w:hAnsi="Avenir Next" w:cs="Avenir Next" w:eastAsia="Avenir Next"/>
+                <w:color w:val="1A1A1A"/>
                 <w:sz w:val="17"/>
                 <w:szCs w:val="17"/>
               </w:rPr>
-              <w:t xml:space="preserve">Answer</w:t>
-            </w:r>
-            <w:r>
-              <w:rPr>
-                <w:rFonts w:ascii="Avenir Next" w:hAnsi="Avenir Next" w:cs="Avenir Next" w:eastAsia="Avenir Next"/>
-                <w:color w:val="1A1A1A"/>
-                <w:sz w:val="17"/>
-                <w:szCs w:val="17"/>
-              </w:rPr>
               <w:tab/>
             </w:r>
             <w:r>
@@ -3089,7 +3098,7 @@
                 <w:rFonts w:ascii="Avenir Next" w:hAnsi="Avenir Next" w:cs="Avenir Next" w:eastAsia="Avenir Next"/>
                 <w:b/>
                 <w:color w:val="1A1A1A"/>
-                <w:sz w:val="17"/>
+                <w:sz w:val="22"/>
                 <w:szCs w:val="17"/>
               </w:rPr>
               <w:t xml:space="preserve">54 cm²</w:t>
@@ -3139,6 +3148,7 @@
           </w:tcPr>
           <w:p>
             <w:pPr>
+              <w:pStyle w:val="Heading2"/>
               <w:spacing w:before="0" w:after="40" w:line="264" w:lineRule="auto"/>
             </w:pPr>
             <w:r>
@@ -3162,7 +3172,7 @@
                 <w:rFonts w:ascii="Avenir Next" w:hAnsi="Avenir Next" w:cs="Avenir Next" w:eastAsia="Avenir Next"/>
                 <w:b/>
                 <w:color w:val="1A1A1A"/>
-                <w:sz w:val="21"/>
+                <w:sz w:val="22"/>
                 <w:szCs w:val="21"/>
               </w:rPr>
               <w:t xml:space="preserve">rhombus</w:t>
@@ -3171,7 +3181,7 @@
               <w:rPr>
                 <w:rFonts w:ascii="Avenir Next" w:hAnsi="Avenir Next" w:cs="Avenir Next" w:eastAsia="Avenir Next"/>
                 <w:color w:val="5A5F66"/>
-                <w:sz w:val="21"/>
+                <w:sz w:val="22"/>
                 <w:szCs w:val="21"/>
               </w:rPr>
               <w:t xml:space="preserve"> — </w:t>
@@ -3180,7 +3190,7 @@
               <w:rPr>
                 <w:rFonts w:ascii="Avenir Next" w:hAnsi="Avenir Next" w:cs="Avenir Next" w:eastAsia="Avenir Next"/>
                 <w:color w:val="1A1A1A"/>
-                <w:sz w:val="21"/>
+                <w:sz w:val="22"/>
                 <w:szCs w:val="21"/>
               </w:rPr>
               <w:t xml:space="preserve">4 sides, all the same length</w:t>
@@ -3195,7 +3205,7 @@
                 <w:rFonts w:ascii="Avenir Next" w:hAnsi="Avenir Next" w:cs="Avenir Next" w:eastAsia="Avenir Next"/>
                 <w:b/>
                 <w:color w:val="1A1A1A"/>
-                <w:sz w:val="21"/>
+                <w:sz w:val="22"/>
                 <w:szCs w:val="21"/>
               </w:rPr>
               <w:t xml:space="preserve">diagonal</w:t>
@@ -3204,7 +3214,7 @@
               <w:rPr>
                 <w:rFonts w:ascii="Avenir Next" w:hAnsi="Avenir Next" w:cs="Avenir Next" w:eastAsia="Avenir Next"/>
                 <w:color w:val="5A5F66"/>
-                <w:sz w:val="21"/>
+                <w:sz w:val="22"/>
                 <w:szCs w:val="21"/>
               </w:rPr>
               <w:t xml:space="preserve"> — </w:t>
@@ -3213,7 +3223,7 @@
               <w:rPr>
                 <w:rFonts w:ascii="Avenir Next" w:hAnsi="Avenir Next" w:cs="Avenir Next" w:eastAsia="Avenir Next"/>
                 <w:color w:val="1A1A1A"/>
-                <w:sz w:val="21"/>
+                <w:sz w:val="22"/>
                 <w:szCs w:val="21"/>
               </w:rPr>
               <w:t xml:space="preserve">a line from corner to opposite corner</w:t>
@@ -3239,7 +3249,7 @@
                 <w:rFonts w:ascii="Avenir Next" w:hAnsi="Avenir Next" w:cs="Avenir Next" w:eastAsia="Avenir Next"/>
                 <w:b/>
                 <w:color w:val="1A1A1A"/>
-                <w:sz w:val="21"/>
+                <w:sz w:val="22"/>
                 <w:szCs w:val="21"/>
               </w:rPr>
               <w:t xml:space="preserve">divide by 2</w:t>
@@ -3248,7 +3258,7 @@
               <w:rPr>
                 <w:rFonts w:ascii="Avenir Next" w:hAnsi="Avenir Next" w:cs="Avenir Next" w:eastAsia="Avenir Next"/>
                 <w:color w:val="5A5F66"/>
-                <w:sz w:val="21"/>
+                <w:sz w:val="22"/>
                 <w:szCs w:val="21"/>
               </w:rPr>
               <w:t xml:space="preserve"> — </w:t>
@@ -3257,7 +3267,7 @@
               <w:rPr>
                 <w:rFonts w:ascii="Avenir Next" w:hAnsi="Avenir Next" w:cs="Avenir Next" w:eastAsia="Avenir Next"/>
                 <w:color w:val="1A1A1A"/>
-                <w:sz w:val="21"/>
+                <w:sz w:val="22"/>
                 <w:szCs w:val="21"/>
               </w:rPr>
               <w:t xml:space="preserve">take half</w:t>
@@ -3268,6 +3278,7 @@
     </w:tbl>
     <w:p>
       <w:pPr>
+        <w:pStyle w:val="Heading2"/>
         <w:keepNext/>
         <w:pBdr>
           <w:bottom w:val="single" w:sz="8" w:space="3" w:color="003A70"/>
@@ -3283,7 +3294,7 @@
           <w:b/>
           <w:color w:val="003A70"/>
           <w:spacing w:val="14"/>
-          <w:sz w:val="21"/>
+          <w:sz w:val="22"/>
           <w:szCs w:val="21"/>
         </w:rPr>
         <w:t xml:space="preserve">PRACTICE</w:t>
@@ -3302,7 +3313,7 @@
           <w:rFonts w:ascii="Avenir Next" w:hAnsi="Avenir Next" w:cs="Avenir Next" w:eastAsia="Avenir Next"/>
           <w:i/>
           <w:color w:val="5A5F66"/>
-          <w:sz w:val="17"/>
+          <w:sz w:val="22"/>
           <w:szCs w:val="17"/>
         </w:rPr>
         <w:t xml:space="preserve">show your work · label units</w:t>
@@ -3432,25 +3443,25 @@
                       <w:rFonts w:ascii="Avenir Next" w:hAnsi="Avenir Next" w:cs="Avenir Next" w:eastAsia="Avenir Next"/>
                       <w:b/>
                       <w:color w:val="003A70"/>
+                      <w:sz w:val="22"/>
+                      <w:szCs w:val="18"/>
+                    </w:rPr>
+                    <w:t xml:space="preserve">Step 1</w:t>
+                  </w:r>
+                  <w:r>
+                    <w:rPr>
+                      <w:rFonts w:ascii="Avenir Next" w:hAnsi="Avenir Next" w:cs="Avenir Next" w:eastAsia="Avenir Next"/>
+                      <w:color w:val="1A1A1A"/>
                       <w:sz w:val="18"/>
                       <w:szCs w:val="18"/>
                     </w:rPr>
-                    <w:t xml:space="preserve">Step 1</w:t>
-                  </w:r>
-                  <w:r>
-                    <w:rPr>
-                      <w:rFonts w:ascii="Avenir Next" w:hAnsi="Avenir Next" w:cs="Avenir Next" w:eastAsia="Avenir Next"/>
-                      <w:color w:val="1A1A1A"/>
-                      <w:sz w:val="18"/>
-                      <w:szCs w:val="18"/>
-                    </w:rPr>
                     <w:tab/>
                   </w:r>
                   <w:r>
                     <w:rPr>
                       <w:rFonts w:ascii="Avenir Next" w:hAnsi="Avenir Next" w:cs="Avenir Next" w:eastAsia="Avenir Next"/>
                       <w:color w:val="1A1A1A"/>
-                      <w:sz w:val="21"/>
+                      <w:sz w:val="22"/>
                       <w:szCs w:val="21"/>
                     </w:rPr>
                     <w:t xml:space="preserve">Multiply the two diagonals.</w:t>
@@ -3470,25 +3481,25 @@
                       <w:rFonts w:ascii="Avenir Next" w:hAnsi="Avenir Next" w:cs="Avenir Next" w:eastAsia="Avenir Next"/>
                       <w:b/>
                       <w:color w:val="003A70"/>
+                      <w:sz w:val="22"/>
+                      <w:szCs w:val="18"/>
+                    </w:rPr>
+                    <w:t xml:space="preserve">Step 2</w:t>
+                  </w:r>
+                  <w:r>
+                    <w:rPr>
+                      <w:rFonts w:ascii="Avenir Next" w:hAnsi="Avenir Next" w:cs="Avenir Next" w:eastAsia="Avenir Next"/>
+                      <w:color w:val="1A1A1A"/>
                       <w:sz w:val="18"/>
                       <w:szCs w:val="18"/>
                     </w:rPr>
-                    <w:t xml:space="preserve">Step 2</w:t>
-                  </w:r>
-                  <w:r>
-                    <w:rPr>
-                      <w:rFonts w:ascii="Avenir Next" w:hAnsi="Avenir Next" w:cs="Avenir Next" w:eastAsia="Avenir Next"/>
-                      <w:color w:val="1A1A1A"/>
-                      <w:sz w:val="18"/>
-                      <w:szCs w:val="18"/>
-                    </w:rPr>
                     <w:tab/>
                   </w:r>
                   <w:r>
                     <w:rPr>
                       <w:rFonts w:ascii="Avenir Next" w:hAnsi="Avenir Next" w:cs="Avenir Next" w:eastAsia="Avenir Next"/>
                       <w:color w:val="1A1A1A"/>
-                      <w:sz w:val="21"/>
+                      <w:sz w:val="22"/>
                       <w:szCs w:val="21"/>
                     </w:rPr>
                     <w:t xml:space="preserve">Divide by 2.</w:t>
@@ -3565,25 +3576,25 @@
                       <w:rFonts w:ascii="Avenir Next" w:hAnsi="Avenir Next" w:cs="Avenir Next" w:eastAsia="Avenir Next"/>
                       <w:b/>
                       <w:color w:val="1A1A1A"/>
+                      <w:sz w:val="22"/>
+                      <w:szCs w:val="18"/>
+                    </w:rPr>
+                    <w:t xml:space="preserve">Answer</w:t>
+                  </w:r>
+                  <w:r>
+                    <w:rPr>
+                      <w:rFonts w:ascii="Avenir Next" w:hAnsi="Avenir Next" w:cs="Avenir Next" w:eastAsia="Avenir Next"/>
+                      <w:color w:val="1A1A1A"/>
                       <w:sz w:val="18"/>
                       <w:szCs w:val="18"/>
                     </w:rPr>
-                    <w:t xml:space="preserve">Answer</w:t>
-                  </w:r>
-                  <w:r>
-                    <w:rPr>
-                      <w:rFonts w:ascii="Avenir Next" w:hAnsi="Avenir Next" w:cs="Avenir Next" w:eastAsia="Avenir Next"/>
-                      <w:color w:val="1A1A1A"/>
-                      <w:sz w:val="18"/>
-                      <w:szCs w:val="18"/>
-                    </w:rPr>
                     <w:tab/>
                   </w:r>
                   <w:r>
                     <w:rPr>
                       <w:rFonts w:ascii="Avenir Next" w:hAnsi="Avenir Next" w:cs="Avenir Next" w:eastAsia="Avenir Next"/>
                       <w:color w:val="1A1A1A"/>
-                      <w:sz w:val="18"/>
+                      <w:sz w:val="22"/>
                       <w:szCs w:val="18"/>
                     </w:rPr>
                     <w:t xml:space="preserve">  cm²</w:t>
@@ -3604,7 +3615,7 @@
                     <w:drawing>
                       <wp:inline distT="0" distB="0" distL="0" distR="0">
                         <wp:extent cx="1554480" cy="1054825"/>
-                        <wp:docPr id="2" name="Figure 2"/>
+                        <wp:docPr id="2" name="Figure 2" descr="Rhombus. Dims: d1: 16 cm; d2: 10 cm."/>
                         <a:graphic xmlns:a="http://schemas.openxmlformats.org/drawingml/2006/main">
                           <a:graphicData uri="http://schemas.openxmlformats.org/drawingml/2006/picture">
                             <pic:pic xmlns:pic="http://schemas.openxmlformats.org/drawingml/2006/picture">
@@ -4067,25 +4078,25 @@
                       <w:rFonts w:ascii="Avenir Next" w:hAnsi="Avenir Next" w:cs="Avenir Next" w:eastAsia="Avenir Next"/>
                       <w:b/>
                       <w:color w:val="003A70"/>
+                      <w:sz w:val="22"/>
+                      <w:szCs w:val="18"/>
+                    </w:rPr>
+                    <w:t xml:space="preserve">Step 1</w:t>
+                  </w:r>
+                  <w:r>
+                    <w:rPr>
+                      <w:rFonts w:ascii="Avenir Next" w:hAnsi="Avenir Next" w:cs="Avenir Next" w:eastAsia="Avenir Next"/>
+                      <w:color w:val="1A1A1A"/>
                       <w:sz w:val="18"/>
                       <w:szCs w:val="18"/>
                     </w:rPr>
-                    <w:t xml:space="preserve">Step 1</w:t>
-                  </w:r>
-                  <w:r>
-                    <w:rPr>
-                      <w:rFonts w:ascii="Avenir Next" w:hAnsi="Avenir Next" w:cs="Avenir Next" w:eastAsia="Avenir Next"/>
-                      <w:color w:val="1A1A1A"/>
-                      <w:sz w:val="18"/>
-                      <w:szCs w:val="18"/>
-                    </w:rPr>
                     <w:tab/>
                   </w:r>
                   <w:r>
                     <w:rPr>
                       <w:rFonts w:ascii="Avenir Next" w:hAnsi="Avenir Next" w:cs="Avenir Next" w:eastAsia="Avenir Next"/>
                       <w:color w:val="1A1A1A"/>
-                      <w:sz w:val="21"/>
+                      <w:sz w:val="22"/>
                       <w:szCs w:val="21"/>
                     </w:rPr>
                     <w:t xml:space="preserve">Double the area: 2 × 60.</w:t>
@@ -4105,25 +4116,25 @@
                       <w:rFonts w:ascii="Avenir Next" w:hAnsi="Avenir Next" w:cs="Avenir Next" w:eastAsia="Avenir Next"/>
                       <w:b/>
                       <w:color w:val="003A70"/>
+                      <w:sz w:val="22"/>
+                      <w:szCs w:val="18"/>
+                    </w:rPr>
+                    <w:t xml:space="preserve">Step 2</w:t>
+                  </w:r>
+                  <w:r>
+                    <w:rPr>
+                      <w:rFonts w:ascii="Avenir Next" w:hAnsi="Avenir Next" w:cs="Avenir Next" w:eastAsia="Avenir Next"/>
+                      <w:color w:val="1A1A1A"/>
                       <w:sz w:val="18"/>
                       <w:szCs w:val="18"/>
                     </w:rPr>
-                    <w:t xml:space="preserve">Step 2</w:t>
-                  </w:r>
-                  <w:r>
-                    <w:rPr>
-                      <w:rFonts w:ascii="Avenir Next" w:hAnsi="Avenir Next" w:cs="Avenir Next" w:eastAsia="Avenir Next"/>
-                      <w:color w:val="1A1A1A"/>
-                      <w:sz w:val="18"/>
-                      <w:szCs w:val="18"/>
-                    </w:rPr>
                     <w:tab/>
                   </w:r>
                   <w:r>
                     <w:rPr>
                       <w:rFonts w:ascii="Avenir Next" w:hAnsi="Avenir Next" w:cs="Avenir Next" w:eastAsia="Avenir Next"/>
                       <w:color w:val="1A1A1A"/>
-                      <w:sz w:val="21"/>
+                      <w:sz w:val="22"/>
                       <w:szCs w:val="21"/>
                     </w:rPr>
                     <w:t xml:space="preserve">Divide by the diagonal you know: ÷ 10.</w:t>
@@ -4142,25 +4153,25 @@
                       <w:rFonts w:ascii="Avenir Next" w:hAnsi="Avenir Next" w:cs="Avenir Next" w:eastAsia="Avenir Next"/>
                       <w:b/>
                       <w:color w:val="1A1A1A"/>
+                      <w:sz w:val="22"/>
+                      <w:szCs w:val="18"/>
+                    </w:rPr>
+                    <w:t xml:space="preserve">Answer</w:t>
+                  </w:r>
+                  <w:r>
+                    <w:rPr>
+                      <w:rFonts w:ascii="Avenir Next" w:hAnsi="Avenir Next" w:cs="Avenir Next" w:eastAsia="Avenir Next"/>
+                      <w:color w:val="1A1A1A"/>
                       <w:sz w:val="18"/>
                       <w:szCs w:val="18"/>
                     </w:rPr>
-                    <w:t xml:space="preserve">Answer</w:t>
-                  </w:r>
-                  <w:r>
-                    <w:rPr>
-                      <w:rFonts w:ascii="Avenir Next" w:hAnsi="Avenir Next" w:cs="Avenir Next" w:eastAsia="Avenir Next"/>
-                      <w:color w:val="1A1A1A"/>
-                      <w:sz w:val="18"/>
-                      <w:szCs w:val="18"/>
-                    </w:rPr>
                     <w:tab/>
                   </w:r>
                   <w:r>
                     <w:rPr>
                       <w:rFonts w:ascii="Avenir Next" w:hAnsi="Avenir Next" w:cs="Avenir Next" w:eastAsia="Avenir Next"/>
                       <w:color w:val="1A1A1A"/>
-                      <w:sz w:val="18"/>
+                      <w:sz w:val="22"/>
                       <w:szCs w:val="18"/>
                     </w:rPr>
                     <w:t xml:space="preserve">  ft</w:t>
@@ -4181,7 +4192,7 @@
                     <w:drawing>
                       <wp:inline distT="0" distB="0" distL="0" distR="0">
                         <wp:extent cx="1554480" cy="1054825"/>
-                        <wp:docPr id="3" name="Figure 3"/>
+                        <wp:docPr id="3" name="Figure 3" descr="Rhombus. Dims: d1: 10 ft; d2: d."/>
                         <a:graphic xmlns:a="http://schemas.openxmlformats.org/drawingml/2006/main">
                           <a:graphicData uri="http://schemas.openxmlformats.org/drawingml/2006/picture">
                             <pic:pic xmlns:pic="http://schemas.openxmlformats.org/drawingml/2006/picture">
@@ -4346,25 +4357,25 @@
                 <w:rFonts w:ascii="Avenir Next" w:hAnsi="Avenir Next" w:cs="Avenir Next" w:eastAsia="Avenir Next"/>
                 <w:b/>
                 <w:color w:val="003A70"/>
+                <w:sz w:val="22"/>
+                <w:szCs w:val="18"/>
+              </w:rPr>
+              <w:t xml:space="preserve">Step 1</w:t>
+            </w:r>
+            <w:r>
+              <w:rPr>
+                <w:rFonts w:ascii="Avenir Next" w:hAnsi="Avenir Next" w:cs="Avenir Next" w:eastAsia="Avenir Next"/>
+                <w:color w:val="1A1A1A"/>
                 <w:sz w:val="18"/>
                 <w:szCs w:val="18"/>
               </w:rPr>
-              <w:t xml:space="preserve">Step 1</w:t>
-            </w:r>
-            <w:r>
-              <w:rPr>
-                <w:rFonts w:ascii="Avenir Next" w:hAnsi="Avenir Next" w:cs="Avenir Next" w:eastAsia="Avenir Next"/>
-                <w:color w:val="1A1A1A"/>
-                <w:sz w:val="18"/>
-                <w:szCs w:val="18"/>
-              </w:rPr>
               <w:tab/>
             </w:r>
             <w:r>
               <w:rPr>
                 <w:rFonts w:ascii="Avenir Next" w:hAnsi="Avenir Next" w:cs="Avenir Next" w:eastAsia="Avenir Next"/>
                 <w:color w:val="1A1A1A"/>
-                <w:sz w:val="21"/>
+                <w:sz w:val="22"/>
                 <w:szCs w:val="21"/>
               </w:rPr>
               <w:t xml:space="preserve">Find the area of A: 12 × 8 ÷ 2.</w:t>
@@ -4384,25 +4395,25 @@
                 <w:rFonts w:ascii="Avenir Next" w:hAnsi="Avenir Next" w:cs="Avenir Next" w:eastAsia="Avenir Next"/>
                 <w:b/>
                 <w:color w:val="003A70"/>
+                <w:sz w:val="22"/>
+                <w:szCs w:val="18"/>
+              </w:rPr>
+              <w:t xml:space="preserve">Step 2</w:t>
+            </w:r>
+            <w:r>
+              <w:rPr>
+                <w:rFonts w:ascii="Avenir Next" w:hAnsi="Avenir Next" w:cs="Avenir Next" w:eastAsia="Avenir Next"/>
+                <w:color w:val="1A1A1A"/>
                 <w:sz w:val="18"/>
                 <w:szCs w:val="18"/>
               </w:rPr>
-              <w:t xml:space="preserve">Step 2</w:t>
-            </w:r>
-            <w:r>
-              <w:rPr>
-                <w:rFonts w:ascii="Avenir Next" w:hAnsi="Avenir Next" w:cs="Avenir Next" w:eastAsia="Avenir Next"/>
-                <w:color w:val="1A1A1A"/>
-                <w:sz w:val="18"/>
-                <w:szCs w:val="18"/>
-              </w:rPr>
               <w:tab/>
             </w:r>
             <w:r>
               <w:rPr>
                 <w:rFonts w:ascii="Avenir Next" w:hAnsi="Avenir Next" w:cs="Avenir Next" w:eastAsia="Avenir Next"/>
                 <w:color w:val="1A1A1A"/>
-                <w:sz w:val="21"/>
+                <w:sz w:val="22"/>
                 <w:szCs w:val="21"/>
               </w:rPr>
               <w:t xml:space="preserve">Divide that area by 8.</w:t>
@@ -4421,25 +4432,25 @@
                 <w:rFonts w:ascii="Avenir Next" w:hAnsi="Avenir Next" w:cs="Avenir Next" w:eastAsia="Avenir Next"/>
                 <w:b/>
                 <w:color w:val="1A1A1A"/>
+                <w:sz w:val="22"/>
+                <w:szCs w:val="18"/>
+              </w:rPr>
+              <w:t xml:space="preserve">Answer</w:t>
+            </w:r>
+            <w:r>
+              <w:rPr>
+                <w:rFonts w:ascii="Avenir Next" w:hAnsi="Avenir Next" w:cs="Avenir Next" w:eastAsia="Avenir Next"/>
+                <w:color w:val="1A1A1A"/>
                 <w:sz w:val="18"/>
                 <w:szCs w:val="18"/>
               </w:rPr>
-              <w:t xml:space="preserve">Answer</w:t>
-            </w:r>
-            <w:r>
-              <w:rPr>
-                <w:rFonts w:ascii="Avenir Next" w:hAnsi="Avenir Next" w:cs="Avenir Next" w:eastAsia="Avenir Next"/>
-                <w:color w:val="1A1A1A"/>
-                <w:sz w:val="18"/>
-                <w:szCs w:val="18"/>
-              </w:rPr>
               <w:tab/>
             </w:r>
             <w:r>
               <w:rPr>
                 <w:rFonts w:ascii="Avenir Next" w:hAnsi="Avenir Next" w:cs="Avenir Next" w:eastAsia="Avenir Next"/>
                 <w:color w:val="1A1A1A"/>
-                <w:sz w:val="18"/>
+                <w:sz w:val="22"/>
                 <w:szCs w:val="18"/>
               </w:rPr>
               <w:t xml:space="preserve">  ft</w:t>
@@ -4550,7 +4561,7 @@
                 <w:rFonts w:ascii="Avenir Next" w:hAnsi="Avenir Next" w:cs="Avenir Next" w:eastAsia="Avenir Next"/>
                 <w:b/>
                 <w:color w:val="003A70"/>
-                <w:sz w:val="17"/>
+                <w:sz w:val="22"/>
                 <w:szCs w:val="17"/>
               </w:rPr>
               <w:t xml:space="preserve">Frame  </w:t>
@@ -4560,10 +4571,30 @@
                 <w:rFonts w:ascii="Avenir Next" w:hAnsi="Avenir Next" w:cs="Avenir Next" w:eastAsia="Avenir Next"/>
                 <w:i/>
                 <w:color w:val="1A1A1A"/>
+                <w:sz w:val="22"/>
+                <w:szCs w:val="18"/>
+              </w:rPr>
+              <w:t xml:space="preserve">Ravi forgot to </w:t>
+            </w:r>
+            <w:r>
+              <w:rPr>
+                <w:rFonts w:ascii="Avenir Next" w:hAnsi="Avenir Next" w:cs="Avenir Next" w:eastAsia="Avenir Next"/>
+                <w:color w:val="1A1A1A"/>
                 <w:sz w:val="18"/>
                 <w:szCs w:val="18"/>
-              </w:rPr>
-              <w:t xml:space="preserve">Ravi forgot to </w:t>
+                <w:u w:val="single"/>
+              </w:rPr>
+              <w:t xml:space="preserve">      </w:t>
+            </w:r>
+            <w:r>
+              <w:rPr>
+                <w:rFonts w:ascii="Avenir Next" w:hAnsi="Avenir Next" w:cs="Avenir Next" w:eastAsia="Avenir Next"/>
+                <w:i/>
+                <w:color w:val="1A1A1A"/>
+                <w:sz w:val="22"/>
+                <w:szCs w:val="18"/>
+              </w:rPr>
+              <w:t xml:space="preserve">. The area is 18 × 8 ÷ 2 = </w:t>
             </w:r>
             <w:r>
               <w:rPr>
@@ -4580,27 +4611,7 @@
                 <w:rFonts w:ascii="Avenir Next" w:hAnsi="Avenir Next" w:cs="Avenir Next" w:eastAsia="Avenir Next"/>
                 <w:i/>
                 <w:color w:val="1A1A1A"/>
-                <w:sz w:val="18"/>
-                <w:szCs w:val="18"/>
-              </w:rPr>
-              <w:t xml:space="preserve">. The area is 18 × 8 ÷ 2 = </w:t>
-            </w:r>
-            <w:r>
-              <w:rPr>
-                <w:rFonts w:ascii="Avenir Next" w:hAnsi="Avenir Next" w:cs="Avenir Next" w:eastAsia="Avenir Next"/>
-                <w:color w:val="1A1A1A"/>
-                <w:sz w:val="18"/>
-                <w:szCs w:val="18"/>
-                <w:u w:val="single"/>
-              </w:rPr>
-              <w:t xml:space="preserve">      </w:t>
-            </w:r>
-            <w:r>
-              <w:rPr>
-                <w:rFonts w:ascii="Avenir Next" w:hAnsi="Avenir Next" w:cs="Avenir Next" w:eastAsia="Avenir Next"/>
-                <w:i/>
-                <w:color w:val="1A1A1A"/>
-                <w:sz w:val="18"/>
+                <w:sz w:val="22"/>
                 <w:szCs w:val="18"/>
               </w:rPr>
               <w:t xml:space="preserve"> in².</w:t>
@@ -4687,6 +4698,7 @@
     </w:p>
     <w:p>
       <w:pPr>
+        <w:pStyle w:val="Heading2"/>
         <w:keepNext/>
         <w:pBdr>
           <w:bottom w:val="single" w:sz="8" w:space="3" w:color="003A70"/>
@@ -4702,7 +4714,7 @@
           <w:b/>
           <w:color w:val="003A70"/>
           <w:spacing w:val="14"/>
-          <w:sz w:val="21"/>
+          <w:sz w:val="22"/>
           <w:szCs w:val="21"/>
         </w:rPr>
         <w:t xml:space="preserve">TEST PRACTICE</w:t>
@@ -4721,7 +4733,7 @@
           <w:rFonts w:ascii="Avenir Next" w:hAnsi="Avenir Next" w:cs="Avenir Next" w:eastAsia="Avenir Next"/>
           <w:i/>
           <w:color w:val="5A5F66"/>
-          <w:sz w:val="17"/>
+          <w:sz w:val="22"/>
           <w:szCs w:val="17"/>
         </w:rPr>
         <w:t xml:space="preserve">choose the best answer</w:t>
@@ -4853,25 +4865,25 @@
                       <w:rFonts w:ascii="Avenir Next" w:hAnsi="Avenir Next" w:cs="Avenir Next" w:eastAsia="Avenir Next"/>
                       <w:b/>
                       <w:color w:val="003A70"/>
+                      <w:sz w:val="22"/>
+                      <w:szCs w:val="21"/>
+                    </w:rPr>
+                    <w:t xml:space="preserve">A</w:t>
+                  </w:r>
+                  <w:r>
+                    <w:rPr>
+                      <w:rFonts w:ascii="Avenir Next" w:hAnsi="Avenir Next" w:cs="Avenir Next" w:eastAsia="Avenir Next"/>
+                      <w:color w:val="1A1A1A"/>
                       <w:sz w:val="21"/>
                       <w:szCs w:val="21"/>
                     </w:rPr>
-                    <w:t xml:space="preserve">A</w:t>
-                  </w:r>
-                  <w:r>
-                    <w:rPr>
-                      <w:rFonts w:ascii="Avenir Next" w:hAnsi="Avenir Next" w:cs="Avenir Next" w:eastAsia="Avenir Next"/>
-                      <w:color w:val="1A1A1A"/>
-                      <w:sz w:val="21"/>
-                      <w:szCs w:val="21"/>
-                    </w:rPr>
                     <w:tab/>
                   </w:r>
                   <w:r>
                     <w:rPr>
                       <w:rFonts w:ascii="Avenir Next" w:hAnsi="Avenir Next" w:cs="Avenir Next" w:eastAsia="Avenir Next"/>
                       <w:color w:val="1A1A1A"/>
-                      <w:sz w:val="21"/>
+                      <w:sz w:val="22"/>
                       <w:szCs w:val="21"/>
                     </w:rPr>
                     <w:t xml:space="preserve">12 m²</w:t>
@@ -4896,25 +4908,25 @@
                       <w:rFonts w:ascii="Avenir Next" w:hAnsi="Avenir Next" w:cs="Avenir Next" w:eastAsia="Avenir Next"/>
                       <w:b/>
                       <w:color w:val="003A70"/>
+                      <w:sz w:val="22"/>
+                      <w:szCs w:val="21"/>
+                    </w:rPr>
+                    <w:t xml:space="preserve">B</w:t>
+                  </w:r>
+                  <w:r>
+                    <w:rPr>
+                      <w:rFonts w:ascii="Avenir Next" w:hAnsi="Avenir Next" w:cs="Avenir Next" w:eastAsia="Avenir Next"/>
+                      <w:color w:val="1A1A1A"/>
                       <w:sz w:val="21"/>
                       <w:szCs w:val="21"/>
                     </w:rPr>
-                    <w:t xml:space="preserve">B</w:t>
-                  </w:r>
-                  <w:r>
-                    <w:rPr>
-                      <w:rFonts w:ascii="Avenir Next" w:hAnsi="Avenir Next" w:cs="Avenir Next" w:eastAsia="Avenir Next"/>
-                      <w:color w:val="1A1A1A"/>
-                      <w:sz w:val="21"/>
-                      <w:szCs w:val="21"/>
-                    </w:rPr>
                     <w:tab/>
                   </w:r>
                   <w:r>
                     <w:rPr>
                       <w:rFonts w:ascii="Avenir Next" w:hAnsi="Avenir Next" w:cs="Avenir Next" w:eastAsia="Avenir Next"/>
                       <w:color w:val="1A1A1A"/>
-                      <w:sz w:val="21"/>
+                      <w:sz w:val="22"/>
                       <w:szCs w:val="21"/>
                     </w:rPr>
                     <w:t xml:space="preserve">17.5 m²</w:t>
@@ -4939,25 +4951,25 @@
                       <w:rFonts w:ascii="Avenir Next" w:hAnsi="Avenir Next" w:cs="Avenir Next" w:eastAsia="Avenir Next"/>
                       <w:b/>
                       <w:color w:val="003A70"/>
+                      <w:sz w:val="22"/>
+                      <w:szCs w:val="21"/>
+                    </w:rPr>
+                    <w:t xml:space="preserve">C</w:t>
+                  </w:r>
+                  <w:r>
+                    <w:rPr>
+                      <w:rFonts w:ascii="Avenir Next" w:hAnsi="Avenir Next" w:cs="Avenir Next" w:eastAsia="Avenir Next"/>
+                      <w:color w:val="1A1A1A"/>
                       <w:sz w:val="21"/>
                       <w:szCs w:val="21"/>
                     </w:rPr>
-                    <w:t xml:space="preserve">C</w:t>
-                  </w:r>
-                  <w:r>
-                    <w:rPr>
-                      <w:rFonts w:ascii="Avenir Next" w:hAnsi="Avenir Next" w:cs="Avenir Next" w:eastAsia="Avenir Next"/>
-                      <w:color w:val="1A1A1A"/>
-                      <w:sz w:val="21"/>
-                      <w:szCs w:val="21"/>
-                    </w:rPr>
                     <w:tab/>
                   </w:r>
                   <w:r>
                     <w:rPr>
                       <w:rFonts w:ascii="Avenir Next" w:hAnsi="Avenir Next" w:cs="Avenir Next" w:eastAsia="Avenir Next"/>
                       <w:color w:val="1A1A1A"/>
-                      <w:sz w:val="21"/>
+                      <w:sz w:val="22"/>
                       <w:szCs w:val="21"/>
                     </w:rPr>
                     <w:t xml:space="preserve">35 m²</w:t>
@@ -4982,25 +4994,25 @@
                       <w:rFonts w:ascii="Avenir Next" w:hAnsi="Avenir Next" w:cs="Avenir Next" w:eastAsia="Avenir Next"/>
                       <w:b/>
                       <w:color w:val="003A70"/>
+                      <w:sz w:val="22"/>
+                      <w:szCs w:val="21"/>
+                    </w:rPr>
+                    <w:t xml:space="preserve">D</w:t>
+                  </w:r>
+                  <w:r>
+                    <w:rPr>
+                      <w:rFonts w:ascii="Avenir Next" w:hAnsi="Avenir Next" w:cs="Avenir Next" w:eastAsia="Avenir Next"/>
+                      <w:color w:val="1A1A1A"/>
                       <w:sz w:val="21"/>
                       <w:szCs w:val="21"/>
                     </w:rPr>
-                    <w:t xml:space="preserve">D</w:t>
-                  </w:r>
-                  <w:r>
-                    <w:rPr>
-                      <w:rFonts w:ascii="Avenir Next" w:hAnsi="Avenir Next" w:cs="Avenir Next" w:eastAsia="Avenir Next"/>
-                      <w:color w:val="1A1A1A"/>
-                      <w:sz w:val="21"/>
-                      <w:szCs w:val="21"/>
-                    </w:rPr>
                     <w:tab/>
                   </w:r>
                   <w:r>
                     <w:rPr>
                       <w:rFonts w:ascii="Avenir Next" w:hAnsi="Avenir Next" w:cs="Avenir Next" w:eastAsia="Avenir Next"/>
                       <w:color w:val="1A1A1A"/>
-                      <w:sz w:val="21"/>
+                      <w:sz w:val="22"/>
                       <w:szCs w:val="21"/>
                     </w:rPr>
                     <w:t xml:space="preserve">49 m²</w:t>
@@ -5112,25 +5124,25 @@
                 <w:rFonts w:ascii="Avenir Next" w:hAnsi="Avenir Next" w:cs="Avenir Next" w:eastAsia="Avenir Next"/>
                 <w:b/>
                 <w:color w:val="003A70"/>
+                <w:sz w:val="22"/>
+                <w:szCs w:val="18"/>
+              </w:rPr>
+              <w:t xml:space="preserve">Step 1</w:t>
+            </w:r>
+            <w:r>
+              <w:rPr>
+                <w:rFonts w:ascii="Avenir Next" w:hAnsi="Avenir Next" w:cs="Avenir Next" w:eastAsia="Avenir Next"/>
+                <w:color w:val="1A1A1A"/>
                 <w:sz w:val="18"/>
                 <w:szCs w:val="18"/>
               </w:rPr>
-              <w:t xml:space="preserve">Step 1</w:t>
-            </w:r>
-            <w:r>
-              <w:rPr>
-                <w:rFonts w:ascii="Avenir Next" w:hAnsi="Avenir Next" w:cs="Avenir Next" w:eastAsia="Avenir Next"/>
-                <w:color w:val="1A1A1A"/>
-                <w:sz w:val="18"/>
-                <w:szCs w:val="18"/>
-              </w:rPr>
               <w:tab/>
             </w:r>
             <w:r>
               <w:rPr>
                 <w:rFonts w:ascii="Avenir Next" w:hAnsi="Avenir Next" w:cs="Avenir Next" w:eastAsia="Avenir Next"/>
                 <w:color w:val="1A1A1A"/>
-                <w:sz w:val="21"/>
+                <w:sz w:val="22"/>
                 <w:szCs w:val="21"/>
               </w:rPr>
               <w:t xml:space="preserve">Multiply 20 × 9.</w:t>
@@ -5150,25 +5162,25 @@
                 <w:rFonts w:ascii="Avenir Next" w:hAnsi="Avenir Next" w:cs="Avenir Next" w:eastAsia="Avenir Next"/>
                 <w:b/>
                 <w:color w:val="003A70"/>
+                <w:sz w:val="22"/>
+                <w:szCs w:val="18"/>
+              </w:rPr>
+              <w:t xml:space="preserve">Step 2</w:t>
+            </w:r>
+            <w:r>
+              <w:rPr>
+                <w:rFonts w:ascii="Avenir Next" w:hAnsi="Avenir Next" w:cs="Avenir Next" w:eastAsia="Avenir Next"/>
+                <w:color w:val="1A1A1A"/>
                 <w:sz w:val="18"/>
                 <w:szCs w:val="18"/>
               </w:rPr>
-              <w:t xml:space="preserve">Step 2</w:t>
-            </w:r>
-            <w:r>
-              <w:rPr>
-                <w:rFonts w:ascii="Avenir Next" w:hAnsi="Avenir Next" w:cs="Avenir Next" w:eastAsia="Avenir Next"/>
-                <w:color w:val="1A1A1A"/>
-                <w:sz w:val="18"/>
-                <w:szCs w:val="18"/>
-              </w:rPr>
               <w:tab/>
             </w:r>
             <w:r>
               <w:rPr>
                 <w:rFonts w:ascii="Avenir Next" w:hAnsi="Avenir Next" w:cs="Avenir Next" w:eastAsia="Avenir Next"/>
                 <w:color w:val="1A1A1A"/>
-                <w:sz w:val="21"/>
+                <w:sz w:val="22"/>
                 <w:szCs w:val="21"/>
               </w:rPr>
               <w:t xml:space="preserve">Divide by 2.</w:t>
@@ -5224,25 +5236,25 @@
                       <w:rFonts w:ascii="Avenir Next" w:hAnsi="Avenir Next" w:cs="Avenir Next" w:eastAsia="Avenir Next"/>
                       <w:b/>
                       <w:color w:val="003A70"/>
+                      <w:sz w:val="22"/>
+                      <w:szCs w:val="21"/>
+                    </w:rPr>
+                    <w:t xml:space="preserve">A</w:t>
+                  </w:r>
+                  <w:r>
+                    <w:rPr>
+                      <w:rFonts w:ascii="Avenir Next" w:hAnsi="Avenir Next" w:cs="Avenir Next" w:eastAsia="Avenir Next"/>
+                      <w:color w:val="1A1A1A"/>
                       <w:sz w:val="21"/>
                       <w:szCs w:val="21"/>
                     </w:rPr>
-                    <w:t xml:space="preserve">A</w:t>
-                  </w:r>
-                  <w:r>
-                    <w:rPr>
-                      <w:rFonts w:ascii="Avenir Next" w:hAnsi="Avenir Next" w:cs="Avenir Next" w:eastAsia="Avenir Next"/>
-                      <w:color w:val="1A1A1A"/>
-                      <w:sz w:val="21"/>
-                      <w:szCs w:val="21"/>
-                    </w:rPr>
                     <w:tab/>
                   </w:r>
                   <w:r>
                     <w:rPr>
                       <w:rFonts w:ascii="Avenir Next" w:hAnsi="Avenir Next" w:cs="Avenir Next" w:eastAsia="Avenir Next"/>
                       <w:color w:val="1A1A1A"/>
-                      <w:sz w:val="21"/>
+                      <w:sz w:val="22"/>
                       <w:szCs w:val="21"/>
                     </w:rPr>
                     <w:t xml:space="preserve">29 in²</w:t>
@@ -5267,25 +5279,25 @@
                       <w:rFonts w:ascii="Avenir Next" w:hAnsi="Avenir Next" w:cs="Avenir Next" w:eastAsia="Avenir Next"/>
                       <w:b/>
                       <w:color w:val="003A70"/>
+                      <w:sz w:val="22"/>
+                      <w:szCs w:val="21"/>
+                    </w:rPr>
+                    <w:t xml:space="preserve">B</w:t>
+                  </w:r>
+                  <w:r>
+                    <w:rPr>
+                      <w:rFonts w:ascii="Avenir Next" w:hAnsi="Avenir Next" w:cs="Avenir Next" w:eastAsia="Avenir Next"/>
+                      <w:color w:val="1A1A1A"/>
                       <w:sz w:val="21"/>
                       <w:szCs w:val="21"/>
                     </w:rPr>
-                    <w:t xml:space="preserve">B</w:t>
-                  </w:r>
-                  <w:r>
-                    <w:rPr>
-                      <w:rFonts w:ascii="Avenir Next" w:hAnsi="Avenir Next" w:cs="Avenir Next" w:eastAsia="Avenir Next"/>
-                      <w:color w:val="1A1A1A"/>
-                      <w:sz w:val="21"/>
-                      <w:szCs w:val="21"/>
-                    </w:rPr>
                     <w:tab/>
                   </w:r>
                   <w:r>
                     <w:rPr>
                       <w:rFonts w:ascii="Avenir Next" w:hAnsi="Avenir Next" w:cs="Avenir Next" w:eastAsia="Avenir Next"/>
                       <w:color w:val="1A1A1A"/>
-                      <w:sz w:val="21"/>
+                      <w:sz w:val="22"/>
                       <w:szCs w:val="21"/>
                     </w:rPr>
                     <w:t xml:space="preserve">45 in²</w:t>
@@ -5310,25 +5322,25 @@
                       <w:rFonts w:ascii="Avenir Next" w:hAnsi="Avenir Next" w:cs="Avenir Next" w:eastAsia="Avenir Next"/>
                       <w:b/>
                       <w:color w:val="003A70"/>
+                      <w:sz w:val="22"/>
+                      <w:szCs w:val="21"/>
+                    </w:rPr>
+                    <w:t xml:space="preserve">C</w:t>
+                  </w:r>
+                  <w:r>
+                    <w:rPr>
+                      <w:rFonts w:ascii="Avenir Next" w:hAnsi="Avenir Next" w:cs="Avenir Next" w:eastAsia="Avenir Next"/>
+                      <w:color w:val="1A1A1A"/>
                       <w:sz w:val="21"/>
                       <w:szCs w:val="21"/>
                     </w:rPr>
-                    <w:t xml:space="preserve">C</w:t>
-                  </w:r>
-                  <w:r>
-                    <w:rPr>
-                      <w:rFonts w:ascii="Avenir Next" w:hAnsi="Avenir Next" w:cs="Avenir Next" w:eastAsia="Avenir Next"/>
-                      <w:color w:val="1A1A1A"/>
-                      <w:sz w:val="21"/>
-                      <w:szCs w:val="21"/>
-                    </w:rPr>
                     <w:tab/>
                   </w:r>
                   <w:r>
                     <w:rPr>
                       <w:rFonts w:ascii="Avenir Next" w:hAnsi="Avenir Next" w:cs="Avenir Next" w:eastAsia="Avenir Next"/>
                       <w:color w:val="1A1A1A"/>
-                      <w:sz w:val="21"/>
+                      <w:sz w:val="22"/>
                       <w:szCs w:val="21"/>
                     </w:rPr>
                     <w:t xml:space="preserve">90 in²</w:t>
@@ -5353,25 +5365,25 @@
                       <w:rFonts w:ascii="Avenir Next" w:hAnsi="Avenir Next" w:cs="Avenir Next" w:eastAsia="Avenir Next"/>
                       <w:b/>
                       <w:color w:val="003A70"/>
+                      <w:sz w:val="22"/>
+                      <w:szCs w:val="21"/>
+                    </w:rPr>
+                    <w:t xml:space="preserve">D</w:t>
+                  </w:r>
+                  <w:r>
+                    <w:rPr>
+                      <w:rFonts w:ascii="Avenir Next" w:hAnsi="Avenir Next" w:cs="Avenir Next" w:eastAsia="Avenir Next"/>
+                      <w:color w:val="1A1A1A"/>
                       <w:sz w:val="21"/>
                       <w:szCs w:val="21"/>
                     </w:rPr>
-                    <w:t xml:space="preserve">D</w:t>
-                  </w:r>
-                  <w:r>
-                    <w:rPr>
-                      <w:rFonts w:ascii="Avenir Next" w:hAnsi="Avenir Next" w:cs="Avenir Next" w:eastAsia="Avenir Next"/>
-                      <w:color w:val="1A1A1A"/>
-                      <w:sz w:val="21"/>
-                      <w:szCs w:val="21"/>
-                    </w:rPr>
                     <w:tab/>
                   </w:r>
                   <w:r>
                     <w:rPr>
                       <w:rFonts w:ascii="Avenir Next" w:hAnsi="Avenir Next" w:cs="Avenir Next" w:eastAsia="Avenir Next"/>
                       <w:color w:val="1A1A1A"/>
-                      <w:sz w:val="21"/>
+                      <w:sz w:val="22"/>
                       <w:szCs w:val="21"/>
                     </w:rPr>
                     <w:t xml:space="preserve">180 in²</w:t>
@@ -5437,6 +5449,7 @@
           </w:tcPr>
           <w:p>
             <w:pPr>
+              <w:pStyle w:val="Heading2"/>
               <w:spacing w:before="0" w:after="0" w:line="240" w:lineRule="auto"/>
             </w:pPr>
             <w:r>
@@ -5474,7 +5487,7 @@
               <w:rPr>
                 <w:rFonts w:ascii="Avenir Next" w:hAnsi="Avenir Next" w:cs="Avenir Next" w:eastAsia="Avenir Next"/>
                 <w:color w:val="1A1A1A"/>
-                <w:sz w:val="17"/>
+                <w:sz w:val="22"/>
                 <w:szCs w:val="17"/>
               </w:rPr>
               <w:t xml:space="preserve">  I can do this on my own</w:t>
@@ -5503,7 +5516,7 @@
               <w:rPr>
                 <w:rFonts w:ascii="Avenir Next" w:hAnsi="Avenir Next" w:cs="Avenir Next" w:eastAsia="Avenir Next"/>
                 <w:color w:val="1A1A1A"/>
-                <w:sz w:val="17"/>
+                <w:sz w:val="22"/>
                 <w:szCs w:val="17"/>
               </w:rPr>
               <w:t xml:space="preserve">  I need a little help</w:t>
@@ -5532,7 +5545,7 @@
               <w:rPr>
                 <w:rFonts w:ascii="Avenir Next" w:hAnsi="Avenir Next" w:cs="Avenir Next" w:eastAsia="Avenir Next"/>
                 <w:color w:val="1A1A1A"/>
-                <w:sz w:val="17"/>
+                <w:sz w:val="22"/>
                 <w:szCs w:val="17"/>
               </w:rPr>
               <w:t xml:space="preserve">  I have a question about #</w:t>
@@ -5639,7 +5652,106 @@
               <w:sz w:val="15"/>
               <w:szCs w:val="15"/>
             </w:rPr>
-            <w:t xml:space="preserve">Lesson 5-1  ·  Homework Packet  ·  Level 1</w:t>
+            <w:t xml:space="preserve">5-1 · Page </w:t>
+          </w:r>
+          <w:r>
+            <w:rPr>
+              <w:rFonts w:ascii="Avenir Next" w:hAnsi="Avenir Next" w:cs="Avenir Next" w:eastAsia="Avenir Next"/>
+              <w:color w:val="5A5F66"/>
+              <w:sz w:val="15"/>
+              <w:szCs w:val="15"/>
+            </w:rPr>
+            <w:fldChar w:fldCharType="begin"/>
+          </w:r>
+          <w:r>
+            <w:rPr>
+              <w:rFonts w:ascii="Avenir Next" w:hAnsi="Avenir Next" w:cs="Avenir Next" w:eastAsia="Avenir Next"/>
+              <w:color w:val="5A5F66"/>
+              <w:sz w:val="15"/>
+              <w:szCs w:val="15"/>
+            </w:rPr>
+            <w:instrText xml:space="preserve"> PAGE </w:instrText>
+          </w:r>
+          <w:r>
+            <w:rPr>
+              <w:rFonts w:ascii="Avenir Next" w:hAnsi="Avenir Next" w:cs="Avenir Next" w:eastAsia="Avenir Next"/>
+              <w:color w:val="5A5F66"/>
+              <w:sz w:val="15"/>
+              <w:szCs w:val="15"/>
+            </w:rPr>
+            <w:fldChar w:fldCharType="separate"/>
+          </w:r>
+          <w:r>
+            <w:rPr>
+              <w:rFonts w:ascii="Avenir Next" w:hAnsi="Avenir Next" w:cs="Avenir Next" w:eastAsia="Avenir Next"/>
+              <w:color w:val="5A5F66"/>
+              <w:sz w:val="15"/>
+              <w:szCs w:val="15"/>
+            </w:rPr>
+            <w:t xml:space="preserve">1</w:t>
+          </w:r>
+          <w:r>
+            <w:rPr>
+              <w:rFonts w:ascii="Avenir Next" w:hAnsi="Avenir Next" w:cs="Avenir Next" w:eastAsia="Avenir Next"/>
+              <w:color w:val="5A5F66"/>
+              <w:sz w:val="15"/>
+              <w:szCs w:val="15"/>
+            </w:rPr>
+            <w:fldChar w:fldCharType="end"/>
+          </w:r>
+          <w:r>
+            <w:rPr>
+              <w:rFonts w:ascii="Avenir Next" w:hAnsi="Avenir Next" w:cs="Avenir Next" w:eastAsia="Avenir Next"/>
+              <w:color w:val="5A5F66"/>
+              <w:sz w:val="15"/>
+              <w:szCs w:val="15"/>
+            </w:rPr>
+            <w:t xml:space="preserve"> of </w:t>
+          </w:r>
+          <w:r>
+            <w:rPr>
+              <w:rFonts w:ascii="Avenir Next" w:hAnsi="Avenir Next" w:cs="Avenir Next" w:eastAsia="Avenir Next"/>
+              <w:color w:val="5A5F66"/>
+              <w:sz w:val="15"/>
+              <w:szCs w:val="15"/>
+            </w:rPr>
+            <w:fldChar w:fldCharType="begin"/>
+          </w:r>
+          <w:r>
+            <w:rPr>
+              <w:rFonts w:ascii="Avenir Next" w:hAnsi="Avenir Next" w:cs="Avenir Next" w:eastAsia="Avenir Next"/>
+              <w:color w:val="5A5F66"/>
+              <w:sz w:val="15"/>
+              <w:szCs w:val="15"/>
+            </w:rPr>
+            <w:instrText xml:space="preserve"> NUMPAGES </w:instrText>
+          </w:r>
+          <w:r>
+            <w:rPr>
+              <w:rFonts w:ascii="Avenir Next" w:hAnsi="Avenir Next" w:cs="Avenir Next" w:eastAsia="Avenir Next"/>
+              <w:color w:val="5A5F66"/>
+              <w:sz w:val="15"/>
+              <w:szCs w:val="15"/>
+            </w:rPr>
+            <w:fldChar w:fldCharType="separate"/>
+          </w:r>
+          <w:r>
+            <w:rPr>
+              <w:rFonts w:ascii="Avenir Next" w:hAnsi="Avenir Next" w:cs="Avenir Next" w:eastAsia="Avenir Next"/>
+              <w:color w:val="5A5F66"/>
+              <w:sz w:val="15"/>
+              <w:szCs w:val="15"/>
+            </w:rPr>
+            <w:t xml:space="preserve">1</w:t>
+          </w:r>
+          <w:r>
+            <w:rPr>
+              <w:rFonts w:ascii="Avenir Next" w:hAnsi="Avenir Next" w:cs="Avenir Next" w:eastAsia="Avenir Next"/>
+              <w:color w:val="5A5F66"/>
+              <w:sz w:val="15"/>
+              <w:szCs w:val="15"/>
+            </w:rPr>
+            <w:fldChar w:fldCharType="end"/>
           </w:r>
         </w:p>
       </w:tc>
@@ -5682,5 +5794,23 @@
       </w:tblCellMar>
     </w:tblPr>
   </w:style>
+  <w:style w:type="paragraph" w:styleId="Heading1">
+    <w:name w:val="heading 1"/>
+    <w:basedOn w:val="Normal"/>
+    <w:pPr>
+      <w:outlineLvl w:val="0"/>
+      <w:keepNext w:val="0"/>
+      <w:keepLines w:val="0"/>
+    </w:pPr>
+  </w:style>
+  <w:style w:type="paragraph" w:styleId="Heading2">
+    <w:name w:val="heading 2"/>
+    <w:basedOn w:val="Normal"/>
+    <w:pPr>
+      <w:outlineLvl w:val="1"/>
+      <w:keepNext w:val="0"/>
+      <w:keepLines w:val="0"/>
+    </w:pPr>
+  </w:style>
 </w:styles>
 </file>